--- a/docs/Daily Grind Config Guide.docx
+++ b/docs/Daily Grind Config Guide.docx
@@ -13,7 +13,7 @@
     <w:p>
       <w:pPr/>
       <w:r>
-        <w:t xml:space="preserve">Oct 19, 2026</w:t>
+        <w:t xml:space="preserve">Oct 20, 2026</w:t>
       </w:r>
       <w:r>
         <w:t xml:space="preserve"> · </w:t>
@@ -726,6 +726,41 @@
           <w:p>
             <w:pPr/>
             <w:r>
+              <w:t xml:space="preserve">events</w:t>
+            </w:r>
+          </w:p>
+        </w:tc>
+        <w:tc>
+          <w:tcPr>
+            <w:tcW w:w="4920" w:type="dxa"/>
+          </w:tcPr>
+          <w:p>
+            <w:pPr/>
+            <w:r>
+              <w:t xml:space="preserve">Which event happens each night, and how often a news headline is tipped off that morning</w:t>
+            </w:r>
+          </w:p>
+        </w:tc>
+        <w:tc>
+          <w:tcPr>
+            <w:tcW w:w="3215" w:type="dxa"/>
+          </w:tcPr>
+          <w:p>
+            <w:pPr/>
+            <w:r>
+              <w:t xml:space="preserve">forecast:0.7</w:t>
+            </w:r>
+          </w:p>
+        </w:tc>
+      </w:tr>
+      <w:tr>
+        <w:tc>
+          <w:tcPr>
+            <w:tcW w:w="1225" w:type="dxa"/>
+          </w:tcPr>
+          <w:p>
+            <w:pPr/>
+            <w:r>
               <w:t xml:space="preserve">loan</w:t>
             </w:r>
           </w:p>
@@ -772,7 +807,7 @@
           <w:p>
             <w:pPr/>
             <w:r>
-              <w:t xml:space="preserve">When the game ends for being broke</w:t>
+              <w:t xml:space="preserve">When the game ends for being broke, and how early the warning starts</w:t>
             </w:r>
           </w:p>
         </w:tc>
@@ -842,7 +877,7 @@
           <w:p>
             <w:pPr/>
             <w:r>
-              <w:t xml:space="preserve">Net-worth goals: Comfortable $2,000, Wealthy $5,000, Tycoon $10,000</w:t>
+              <w:t xml:space="preserve">Net-worth goals and target days: Comfortable $2,000 by day 8, Wealthy $5,000 by day 12, Tycoon $10,000 by day 15. Reaching one by its day adds a score bonus.</w:t>
             </w:r>
           </w:p>
         </w:tc>
@@ -1581,6 +1616,190 @@
             <w:pPr/>
             <w:r>
               <w:t xml:space="preserve">false removes loans from the game.</w:t>
+            </w:r>
+          </w:p>
+        </w:tc>
+      </w:tr>
+      <w:tr>
+        <w:tc>
+          <w:tcPr>
+            <w:tcW w:w="2175" w:type="dxa"/>
+          </w:tcPr>
+          <w:p>
+            <w:pPr/>
+            <w:r>
+              <w:t xml:space="preserve">Change when ranks are due</w:t>
+            </w:r>
+          </w:p>
+        </w:tc>
+        <w:tc>
+          <w:tcPr>
+            <w:tcW w:w="1864" w:type="dxa"/>
+          </w:tcPr>
+          <w:p>
+            <w:pPr/>
+            <w:r>
+              <w:t xml:space="preserve">ranks: byDay</w:t>
+            </w:r>
+          </w:p>
+        </w:tc>
+        <w:tc>
+          <w:tcPr>
+            <w:tcW w:w="1621" w:type="dxa"/>
+          </w:tcPr>
+          <w:p>
+            <w:pPr/>
+            <w:r>
+              <w:t xml:space="preserve">8, 12, 15</w:t>
+            </w:r>
+          </w:p>
+        </w:tc>
+        <w:tc>
+          <w:tcPr>
+            <w:tcW w:w="3700" w:type="dxa"/>
+          </w:tcPr>
+          <w:p>
+            <w:pPr/>
+            <w:r>
+              <w:t xml:space="preserve">The day each rank must be reached by to earn its bonus. 0 removes the target.</w:t>
+            </w:r>
+          </w:p>
+        </w:tc>
+      </w:tr>
+      <w:tr>
+        <w:tc>
+          <w:tcPr>
+            <w:tcW w:w="2175" w:type="dxa"/>
+          </w:tcPr>
+          <w:p>
+            <w:pPr/>
+            <w:r>
+              <w:t xml:space="preserve">Make on-time ranks worth more</w:t>
+            </w:r>
+          </w:p>
+        </w:tc>
+        <w:tc>
+          <w:tcPr>
+            <w:tcW w:w="1864" w:type="dxa"/>
+          </w:tcPr>
+          <w:p>
+            <w:pPr/>
+            <w:r>
+              <w:t xml:space="preserve">ranks: bonus</w:t>
+            </w:r>
+          </w:p>
+        </w:tc>
+        <w:tc>
+          <w:tcPr>
+            <w:tcW w:w="1621" w:type="dxa"/>
+          </w:tcPr>
+          <w:p>
+            <w:pPr/>
+            <w:r>
+              <w:t xml:space="preserve">500, 1000, 2000</w:t>
+            </w:r>
+          </w:p>
+        </w:tc>
+        <w:tc>
+          <w:tcPr>
+            <w:tcW w:w="3700" w:type="dxa"/>
+          </w:tcPr>
+          <w:p>
+            <w:pPr/>
+            <w:r>
+              <w:t xml:space="preserve">Score points added for reaching a rank by its target day.</w:t>
+            </w:r>
+          </w:p>
+        </w:tc>
+      </w:tr>
+      <w:tr>
+        <w:tc>
+          <w:tcPr>
+            <w:tcW w:w="2175" w:type="dxa"/>
+          </w:tcPr>
+          <w:p>
+            <w:pPr/>
+            <w:r>
+              <w:t xml:space="preserve">Tip off news more or less often</w:t>
+            </w:r>
+          </w:p>
+        </w:tc>
+        <w:tc>
+          <w:tcPr>
+            <w:tcW w:w="1864" w:type="dxa"/>
+          </w:tcPr>
+          <w:p>
+            <w:pPr/>
+            <w:r>
+              <w:t xml:space="preserve">events: forecast</w:t>
+            </w:r>
+          </w:p>
+        </w:tc>
+        <w:tc>
+          <w:tcPr>
+            <w:tcW w:w="1621" w:type="dxa"/>
+          </w:tcPr>
+          <w:p>
+            <w:pPr/>
+            <w:r>
+              <w:t xml:space="preserve">0.7</w:t>
+            </w:r>
+          </w:p>
+        </w:tc>
+        <w:tc>
+          <w:tcPr>
+            <w:tcW w:w="3700" w:type="dxa"/>
+          </w:tcPr>
+          <w:p>
+            <w:pPr/>
+            <w:r>
+              <w:t xml:space="preserve">1 tips off every news night, 0 never does.</w:t>
+            </w:r>
+          </w:p>
+        </w:tc>
+      </w:tr>
+      <w:tr>
+        <w:tc>
+          <w:tcPr>
+            <w:tcW w:w="2175" w:type="dxa"/>
+          </w:tcPr>
+          <w:p>
+            <w:pPr/>
+            <w:r>
+              <w:t xml:space="preserve">Warn about bankruptcy sooner</w:t>
+            </w:r>
+          </w:p>
+        </w:tc>
+        <w:tc>
+          <w:tcPr>
+            <w:tcW w:w="1864" w:type="dxa"/>
+          </w:tcPr>
+          <w:p>
+            <w:pPr/>
+            <w:r>
+              <w:t xml:space="preserve">bankrupt: warnDaysBefore</w:t>
+            </w:r>
+          </w:p>
+        </w:tc>
+        <w:tc>
+          <w:tcPr>
+            <w:tcW w:w="1621" w:type="dxa"/>
+          </w:tcPr>
+          <w:p>
+            <w:pPr/>
+            <w:r>
+              <w:t xml:space="preserve">2</w:t>
+            </w:r>
+          </w:p>
+        </w:tc>
+        <w:tc>
+          <w:tcPr>
+            <w:tcW w:w="3700" w:type="dxa"/>
+          </w:tcPr>
+          <w:p>
+            <w:pPr/>
+            <w:r>
+              <w:t xml:space="preserve">How many days before the bankruptcy count starts the warning appears.</w:t>
             </w:r>
           </w:p>
         </w:tc>

--- a/docs/Daily Grind Config Guide.docx
+++ b/docs/Daily Grind Config Guide.docx
@@ -527,7 +527,7 @@
           <w:p>
             <w:pPr/>
             <w:r>
-              <w:t xml:space="preserve">Meal prices, energy, how long food stays fresh, cooking time and hunger</w:t>
+              <w:t xml:space="preserve">Meal prices, energy, how long food keeps, fridge space, cooking and reheating time, chips and hunger</w:t>
             </w:r>
           </w:p>
         </w:tc>
@@ -1398,7 +1398,7 @@
           <w:p>
             <w:pPr/>
             <w:r>
-              <w:t xml:space="preserve">Make groceries cheaper</w:t>
+              <w:t xml:space="preserve">Make meal prep cheaper</w:t>
             </w:r>
           </w:p>
         </w:tc>
@@ -1431,7 +1431,7 @@
           <w:p>
             <w:pPr/>
             <w:r>
-              <w:t xml:space="preserve">Lower means you spend less on groceries.</w:t>
+              <w:t xml:space="preserve">Lower means you spend less on meal prep.</w:t>
             </w:r>
           </w:p>
         </w:tc>
@@ -1800,6 +1800,190 @@
             <w:pPr/>
             <w:r>
               <w:t xml:space="preserve">How many days before the bankruptcy count starts the warning appears.</w:t>
+            </w:r>
+          </w:p>
+        </w:tc>
+      </w:tr>
+      <w:tr>
+        <w:tc>
+          <w:tcPr>
+            <w:tcW w:w="2175" w:type="dxa"/>
+          </w:tcPr>
+          <w:p>
+            <w:pPr/>
+            <w:r>
+              <w:t xml:space="preserve">Make food keep longer</w:t>
+            </w:r>
+          </w:p>
+        </w:tc>
+        <w:tc>
+          <w:tcPr>
+            <w:tcW w:w="1864" w:type="dxa"/>
+          </w:tcPr>
+          <w:p>
+            <w:pPr/>
+            <w:r>
+              <w:t xml:space="preserve">food: keepDaysRoom</w:t>
+            </w:r>
+          </w:p>
+        </w:tc>
+        <w:tc>
+          <w:tcPr>
+            <w:tcW w:w="1621" w:type="dxa"/>
+          </w:tcPr>
+          <w:p>
+            <w:pPr/>
+            <w:r>
+              <w:t xml:space="preserve">3</w:t>
+            </w:r>
+          </w:p>
+        </w:tc>
+        <w:tc>
+          <w:tcPr>
+            <w:tcW w:w="3700" w:type="dxa"/>
+          </w:tcPr>
+          <w:p>
+            <w:pPr/>
+            <w:r>
+              <w:t xml:space="preserve">Days food keeps outside the fridge, counting the day you buy or cook it.</w:t>
+            </w:r>
+          </w:p>
+        </w:tc>
+      </w:tr>
+      <w:tr>
+        <w:tc>
+          <w:tcPr>
+            <w:tcW w:w="2175" w:type="dxa"/>
+          </w:tcPr>
+          <w:p>
+            <w:pPr/>
+            <w:r>
+              <w:t xml:space="preserve">Make the fridge keep food longer</w:t>
+            </w:r>
+          </w:p>
+        </w:tc>
+        <w:tc>
+          <w:tcPr>
+            <w:tcW w:w="1864" w:type="dxa"/>
+          </w:tcPr>
+          <w:p>
+            <w:pPr/>
+            <w:r>
+              <w:t xml:space="preserve">food: keepDaysFridge</w:t>
+            </w:r>
+          </w:p>
+        </w:tc>
+        <w:tc>
+          <w:tcPr>
+            <w:tcW w:w="1621" w:type="dxa"/>
+          </w:tcPr>
+          <w:p>
+            <w:pPr/>
+            <w:r>
+              <w:t xml:space="preserve">6</w:t>
+            </w:r>
+          </w:p>
+        </w:tc>
+        <w:tc>
+          <w:tcPr>
+            <w:tcW w:w="3700" w:type="dxa"/>
+          </w:tcPr>
+          <w:p>
+            <w:pPr/>
+            <w:r>
+              <w:t xml:space="preserve">Days food keeps in a working fridge, counting the day you buy or cook it.</w:t>
+            </w:r>
+          </w:p>
+        </w:tc>
+      </w:tr>
+      <w:tr>
+        <w:tc>
+          <w:tcPr>
+            <w:tcW w:w="2175" w:type="dxa"/>
+          </w:tcPr>
+          <w:p>
+            <w:pPr/>
+            <w:r>
+              <w:t xml:space="preserve">Make the fridge bigger</w:t>
+            </w:r>
+          </w:p>
+        </w:tc>
+        <w:tc>
+          <w:tcPr>
+            <w:tcW w:w="1864" w:type="dxa"/>
+          </w:tcPr>
+          <w:p>
+            <w:pPr/>
+            <w:r>
+              <w:t xml:space="preserve">food: fridgeSpace</w:t>
+            </w:r>
+          </w:p>
+        </w:tc>
+        <w:tc>
+          <w:tcPr>
+            <w:tcW w:w="1621" w:type="dxa"/>
+          </w:tcPr>
+          <w:p>
+            <w:pPr/>
+            <w:r>
+              <w:t xml:space="preserve">5</w:t>
+            </w:r>
+          </w:p>
+        </w:tc>
+        <w:tc>
+          <w:tcPr>
+            <w:tcW w:w="3700" w:type="dxa"/>
+          </w:tcPr>
+          <w:p>
+            <w:pPr/>
+            <w:r>
+              <w:t xml:space="preserve">How many meals fit in a fridge. Extra meals stay outside.</w:t>
+            </w:r>
+          </w:p>
+        </w:tc>
+      </w:tr>
+      <w:tr>
+        <w:tc>
+          <w:tcPr>
+            <w:tcW w:w="2175" w:type="dxa"/>
+          </w:tcPr>
+          <w:p>
+            <w:pPr/>
+            <w:r>
+              <w:t xml:space="preserve">Let players buy more chips</w:t>
+            </w:r>
+          </w:p>
+        </w:tc>
+        <w:tc>
+          <w:tcPr>
+            <w:tcW w:w="1864" w:type="dxa"/>
+          </w:tcPr>
+          <w:p>
+            <w:pPr/>
+            <w:r>
+              <w:t xml:space="preserve">food: chips, maxPerDay</w:t>
+            </w:r>
+          </w:p>
+        </w:tc>
+        <w:tc>
+          <w:tcPr>
+            <w:tcW w:w="1621" w:type="dxa"/>
+          </w:tcPr>
+          <w:p>
+            <w:pPr/>
+            <w:r>
+              <w:t xml:space="preserve">5</w:t>
+            </w:r>
+          </w:p>
+        </w:tc>
+        <w:tc>
+          <w:tcPr>
+            <w:tcW w:w="3700" w:type="dxa"/>
+          </w:tcPr>
+          <w:p>
+            <w:pPr/>
+            <w:r>
+              <w:t xml:space="preserve">Bags of chips you can buy a day (maxStored, 10, is how many you can keep at home).</w:t>
             </w:r>
           </w:p>
         </w:tc>
@@ -2042,7 +2226,7 @@
           <w:p>
             <w:pPr/>
             <w:r>
-              <w:t xml:space="preserve">Groceries cost 30% less, and bundles save 30%.</w:t>
+              <w:t xml:space="preserve">Meal prep and ready-to-eat meals cost 30% less, and bundles save 30%.</w:t>
             </w:r>
           </w:p>
         </w:tc>

--- a/docs/Daily Grind Config Guide.docx
+++ b/docs/Daily Grind Config Guide.docx
@@ -818,7 +818,7 @@
           <w:p>
             <w:pPr/>
             <w:r>
-              <w:t xml:space="preserve">netWorthBelow:500</w:t>
+              <w:t xml:space="preserve">netWorthBelow:0</w:t>
             </w:r>
           </w:p>
         </w:tc>
@@ -1512,7 +1512,7 @@
           <w:p>
             <w:pPr/>
             <w:r>
-              <w:t xml:space="preserve">500</w:t>
+              <w:t xml:space="preserve">0</w:t>
             </w:r>
           </w:p>
         </w:tc>
@@ -1523,7 +1523,7 @@
           <w:p>
             <w:pPr/>
             <w:r>
-              <w:t xml:space="preserve">Lower means you must fall further to lose.</w:t>
+              <w:t xml:space="preserve">Lower means you must fall further to lose (0 = bankrupt only when net worth stays below zero).</w:t>
             </w:r>
           </w:p>
         </w:tc>

--- a/docs/Daily Grind Config Guide.docx
+++ b/docs/Daily Grind Config Guide.docx
@@ -13,7 +13,7 @@
     <w:p>
       <w:pPr/>
       <w:r>
-        <w:t xml:space="preserve">Oct 20, 2026</w:t>
+        <w:t>Oct 21, 2026</w:t>
       </w:r>
       <w:r>
         <w:t xml:space="preserve"> · </w:t>
@@ -352,7 +352,7 @@
           <w:p>
             <w:pPr/>
             <w:r>
-              <w:t xml:space="preserve">Length of the day, walking, rent every 5 days, game length of 15 days, how long actions take</w:t>
+              <w:t>Length of the day, walking, rent every 5 days, game length of 15 days, shift length by pay, how long actions take</w:t>
             </w:r>
           </w:p>
         </w:tc>
@@ -457,7 +457,7 @@
           <w:p>
             <w:pPr/>
             <w:r>
-              <w:t xml:space="preserve">The chance of falling ill each night, and what changes it</w:t>
+              <w:t>The chance of falling ill each night, what changes it (low energy only counts after 3 low nights in 5, pandemics add 30%), and which illness you catch</w:t>
             </w:r>
           </w:p>
         </w:tc>
@@ -468,7 +468,7 @@
           <w:p>
             <w:pPr/>
             <w:r>
-              <w:t xml:space="preserve">cutForEveryone:0.75</w:t>
+              <w:t>lowNights:3</w:t>
             </w:r>
           </w:p>
         </w:tc>
@@ -492,7 +492,7 @@
           <w:p>
             <w:pPr/>
             <w:r>
-              <w:t xml:space="preserve">Illness costs, ward stays and life insurance</w:t>
+              <w:t>Illness costs, which illnesses can be slept off at home, ward stays and life insurance</w:t>
             </w:r>
           </w:p>
         </w:tc>
@@ -503,7 +503,7 @@
           <w:p>
             <w:pPr/>
             <w:r>
-              <w:t xml:space="preserve">insuranceCost:620</w:t>
+              <w:t>homeRecover:0.8</w:t>
             </w:r>
           </w:p>
         </w:tc>
@@ -562,7 +562,7 @@
           <w:p>
             <w:pPr/>
             <w:r>
-              <w:t xml:space="preserve">Too many hours of study or work in a row causes burnout</w:t>
+              <w:t>More than 10 hours of work and study a day, 3 days in a row, causes burnout</w:t>
             </w:r>
           </w:p>
         </w:tc>
@@ -573,7 +573,7 @@
           <w:p>
             <w:pPr/>
             <w:r>
-              <w:t xml:space="preserve">studyMinutes:300</w:t>
+              <w:t>loadMinutes:600</w:t>
             </w:r>
           </w:p>
         </w:tc>
@@ -667,7 +667,7 @@
           <w:p>
             <w:pPr/>
             <w:r>
-              <w:t xml:space="preserve">Energy and happiness from resting and sleeping</w:t>
+              <w:t>Energy and happiness from resting and sleeping (a night’s sleep gives 1.5 times the energy of resting)</w:t>
             </w:r>
           </w:p>
         </w:tc>
@@ -679,6 +679,41 @@
             <w:pPr/>
             <w:r>
               <w:t xml:space="preserve">napMinutes:120</w:t>
+            </w:r>
+          </w:p>
+        </w:tc>
+      </w:tr>
+      <w:tr>
+        <w:tc>
+          <w:tcPr>
+            <w:tcW w:w="1225" w:type="dxa"/>
+          </w:tcPr>
+          <w:p>
+            <w:pPr/>
+            <w:r>
+              <w:t>housing</w:t>
+            </w:r>
+          </w:p>
+        </w:tc>
+        <w:tc>
+          <w:tcPr>
+            <w:tcW w:w="4920" w:type="dxa"/>
+          </w:tcPr>
+          <w:p>
+            <w:pPr/>
+            <w:r>
+              <w:t>Losing your home when a housing bubble bursts, and what applying again costs</w:t>
+            </w:r>
+          </w:p>
+        </w:tc>
+        <w:tc>
+          <w:tcPr>
+            <w:tcW w:w="3215" w:type="dxa"/>
+          </w:tcPr>
+          <w:p>
+            <w:pPr/>
+            <w:r>
+              <w:t>loseChance:0.5</w:t>
             </w:r>
           </w:p>
         </w:tc>
@@ -2007,7 +2042,7 @@
           <w:p>
             <w:pPr/>
             <w:r>
-              <w:t xml:space="preserve">burnout: studyMinutes</w:t>
+              <w:t>burnout: loadMinutes</w:t>
             </w:r>
           </w:p>
         </w:tc>
@@ -2018,7 +2053,7 @@
           <w:p>
             <w:pPr/>
             <w:r>
-              <w:t xml:space="preserve">300</w:t>
+              <w:t>600</w:t>
             </w:r>
           </w:p>
         </w:tc>
@@ -2029,7 +2064,237 @@
           <w:p>
             <w:pPr/>
             <w:r>
-              <w:t xml:space="preserve">300 is 5 hours of study a day. Lower means burnout starts sooner.</w:t>
+              <w:t>600 is 10 hours of work and study together a day. Lower means burnout starts sooner.</w:t>
+            </w:r>
+          </w:p>
+        </w:tc>
+      </w:tr>
+      <w:tr>
+        <w:tc>
+          <w:tcPr>
+            <w:tcW w:w="2175" w:type="dxa"/>
+          </w:tcPr>
+          <w:p>
+            <w:pPr/>
+            <w:r>
+              <w:t>Make sleep restore more energy</w:t>
+            </w:r>
+          </w:p>
+        </w:tc>
+        <w:tc>
+          <w:tcPr>
+            <w:tcW w:w="1864" w:type="dxa"/>
+          </w:tcPr>
+          <w:p>
+            <w:pPr/>
+            <w:r>
+              <w:t>sleep: energyX</w:t>
+            </w:r>
+          </w:p>
+        </w:tc>
+        <w:tc>
+          <w:tcPr>
+            <w:tcW w:w="1621" w:type="dxa"/>
+          </w:tcPr>
+          <w:p>
+            <w:pPr/>
+            <w:r>
+              <w:t>1.5</w:t>
+            </w:r>
+          </w:p>
+        </w:tc>
+        <w:tc>
+          <w:tcPr>
+            <w:tcW w:w="3700" w:type="dxa"/>
+          </w:tcPr>
+          <w:p>
+            <w:pPr/>
+            <w:r>
+              <w:t>How many times faster a night’s sleep restores energy than resting. maxEnergy (52) caps one night.</w:t>
+            </w:r>
+          </w:p>
+        </w:tc>
+      </w:tr>
+      <w:tr>
+        <w:tc>
+          <w:tcPr>
+            <w:tcW w:w="2175" w:type="dxa"/>
+          </w:tcPr>
+          <w:p>
+            <w:pPr/>
+            <w:r>
+              <w:t>Change which illness you catch</w:t>
+            </w:r>
+          </w:p>
+        </w:tc>
+        <w:tc>
+          <w:tcPr>
+            <w:tcW w:w="1864" w:type="dxa"/>
+          </w:tcPr>
+          <w:p>
+            <w:pPr/>
+            <w:r>
+              <w:t>illness: mix</w:t>
+            </w:r>
+          </w:p>
+        </w:tc>
+        <w:tc>
+          <w:tcPr>
+            <w:tcW w:w="1621" w:type="dxa"/>
+          </w:tcPr>
+          <w:p>
+            <w:pPr/>
+            <w:r>
+              <w:t>cold 0.30, flu 0.40, dengue 0.15, pneumonia 0.15</w:t>
+            </w:r>
+          </w:p>
+        </w:tc>
+        <w:tc>
+          <w:tcPr>
+            <w:tcW w:w="3700" w:type="dxa"/>
+          </w:tcPr>
+          <w:p>
+            <w:pPr/>
+            <w:r>
+              <w:t>Relative weights. Raise one to make that illness more common.</w:t>
+            </w:r>
+          </w:p>
+        </w:tc>
+      </w:tr>
+      <w:tr>
+        <w:tc>
+          <w:tcPr>
+            <w:tcW w:w="2175" w:type="dxa"/>
+          </w:tcPr>
+          <w:p>
+            <w:pPr/>
+            <w:r>
+              <w:t>Make sleeping off a cold or flu easier</w:t>
+            </w:r>
+          </w:p>
+        </w:tc>
+        <w:tc>
+          <w:tcPr>
+            <w:tcW w:w="1864" w:type="dxa"/>
+          </w:tcPr>
+          <w:p>
+            <w:pPr/>
+            <w:r>
+              <w:t>hospital: homeRecover</w:t>
+            </w:r>
+          </w:p>
+        </w:tc>
+        <w:tc>
+          <w:tcPr>
+            <w:tcW w:w="1621" w:type="dxa"/>
+          </w:tcPr>
+          <w:p>
+            <w:pPr/>
+            <w:r>
+              <w:t>0.8</w:t>
+            </w:r>
+          </w:p>
+        </w:tc>
+        <w:tc>
+          <w:tcPr>
+            <w:tcW w:w="3700" w:type="dxa"/>
+          </w:tcPr>
+          <w:p>
+            <w:pPr/>
+            <w:r>
+              <w:t>The chance a night’s sleep at home cures a cold or the flu. If the roll fails, only the Hospital can cure it.</w:t>
+            </w:r>
+          </w:p>
+        </w:tc>
+      </w:tr>
+      <w:tr>
+        <w:tc>
+          <w:tcPr>
+            <w:tcW w:w="2175" w:type="dxa"/>
+          </w:tcPr>
+          <w:p>
+            <w:pPr/>
+            <w:r>
+              <w:t>Make losing your home less likely</w:t>
+            </w:r>
+          </w:p>
+        </w:tc>
+        <w:tc>
+          <w:tcPr>
+            <w:tcW w:w="1864" w:type="dxa"/>
+          </w:tcPr>
+          <w:p>
+            <w:pPr/>
+            <w:r>
+              <w:t>housing: loseChance</w:t>
+            </w:r>
+          </w:p>
+        </w:tc>
+        <w:tc>
+          <w:tcPr>
+            <w:tcW w:w="1621" w:type="dxa"/>
+          </w:tcPr>
+          <w:p>
+            <w:pPr/>
+            <w:r>
+              <w:t>0.5</w:t>
+            </w:r>
+          </w:p>
+        </w:tc>
+        <w:tc>
+          <w:tcPr>
+            <w:tcW w:w="3700" w:type="dxa"/>
+          </w:tcPr>
+          <w:p>
+            <w:pPr/>
+            <w:r>
+              <w:t>The chance a housing bubble takes your home. 0 switches it off.</w:t>
+            </w:r>
+          </w:p>
+        </w:tc>
+      </w:tr>
+      <w:tr>
+        <w:tc>
+          <w:tcPr>
+            <w:tcW w:w="2175" w:type="dxa"/>
+          </w:tcPr>
+          <w:p>
+            <w:pPr/>
+            <w:r>
+              <w:t>Change shift lengths</w:t>
+            </w:r>
+          </w:p>
+        </w:tc>
+        <w:tc>
+          <w:tcPr>
+            <w:tcW w:w="1864" w:type="dxa"/>
+          </w:tcPr>
+          <w:p>
+            <w:pPr/>
+            <w:r>
+              <w:t>time: shifts, minutes</w:t>
+            </w:r>
+          </w:p>
+        </w:tc>
+        <w:tc>
+          <w:tcPr>
+            <w:tcW w:w="1621" w:type="dxa"/>
+          </w:tcPr>
+          <w:p>
+            <w:pPr/>
+            <w:r>
+              <w:t>270, 225, 195, 150</w:t>
+            </w:r>
+          </w:p>
+        </w:tc>
+        <w:tc>
+          <w:tcPr>
+            <w:tcW w:w="3700" w:type="dxa"/>
+          </w:tcPr>
+          <w:p>
+            <w:pPr/>
+            <w:r>
+              <w:t>Shift length for each pay band, lowest pay first. Keep better-paid jobs on shorter shifts so pay per hour still rises.</w:t>
             </w:r>
           </w:p>
         </w:tc>
@@ -2272,7 +2537,7 @@
           <w:p>
             <w:pPr/>
             <w:r>
-              <w:t xml:space="preserve">Long sessions cost 6% energy, and burnout starts after 4 hours of study.</w:t>
+              <w:t>Long sessions cost 6% energy, and burnout starts after 9 hours of work and study a day.</w:t>
             </w:r>
           </w:p>
         </w:tc>
@@ -2476,13 +2741,13 @@
     <w:p>
       <w:pPr/>
       <w:r>
-        <w:t xml:space="preserve">As of 19 October 2026, MASTER CONFIG starts around line 563 and ends around line 1080 of DailyGrind\index.html. Use Ctrl+F to search for a part name, such as </w:t>
+        <w:t xml:space="preserve">As of 21 October 2026, MASTER CONFIG starts around line 635 and ends around line 1198 of DailyGrind\index.html. Use Ctrl+F to search for a part name, such as </w:t>
       </w:r>
       <w:r>
         <w:rPr>
           <w:rStyle w:val="CodeChar"/>
         </w:rPr>
-        <w:t xml:space="preserve">burnout:</w:t>
+        <w:t>burnout:</w:t>
       </w:r>
       <w:r>
         <w:t xml:space="preserve"> or </w:t>
@@ -2491,10 +2756,10 @@
         <w:rPr>
           <w:rStyle w:val="CodeChar"/>
         </w:rPr>
-        <w:t xml:space="preserve">traits:</w:t>
-      </w:r>
-      <w:r>
-        <w:t xml:space="preserve">, to jump straight to it.</w:t>
+        <w:t>traits:</w:t>
+      </w:r>
+      <w:r>
+        <w:t>, to jump straight to it.</w:t>
       </w:r>
     </w:p>
     <w:p>
@@ -2514,7 +2779,7 @@
     <w:p>
       <w:pPr/>
       <w:r>
-        <w:t xml:space="preserve">The three difficulty levels are set in a small table in the code, just below MASTER CONFIG (around line 1133 of index.html). They are not in MASTER CONFIG, so edit them there.</w:t>
+        <w:t>The three difficulty levels are set in a small table in the code, just below MASTER CONFIG (around line 1264 of index.html). They are not in MASTER CONFIG, so edit them there.</w:t>
       </w:r>
     </w:p>
     <w:tbl>

--- a/docs/Daily Grind Config Guide.docx
+++ b/docs/Daily Grind Config Guide.docx
@@ -13,7 +13,7 @@
     <w:p>
       <w:pPr/>
       <w:r>
-        <w:t>Oct 21, 2026</w:t>
+        <w:t>Oct 22, 2026</w:t>
       </w:r>
       <w:r>
         <w:t xml:space="preserve"> · </w:t>
@@ -772,7 +772,7 @@
           <w:p>
             <w:pPr/>
             <w:r>
-              <w:t xml:space="preserve">Which event happens each night, and how often a news headline is tipped off that morning</w:t>
+              <w:t>Which event happens each night: one storyline a game (start window and gap), the chance of a macro shock, the daily event odds, and how often a news headline is tipped off that morning</w:t>
             </w:r>
           </w:p>
         </w:tc>
@@ -783,7 +783,7 @@
           <w:p>
             <w:pPr/>
             <w:r>
-              <w:t xml:space="preserve">forecast:0.7</w:t>
+              <w:t>storyline: fromDay:2, toDay:8</w:t>
             </w:r>
           </w:p>
         </w:tc>
@@ -1801,6 +1801,144 @@
           <w:p>
             <w:pPr/>
             <w:r>
+              <w:t>Change when the storyline starts</w:t>
+            </w:r>
+          </w:p>
+        </w:tc>
+        <w:tc>
+          <w:tcPr>
+            <w:tcW w:w="1864" w:type="dxa"/>
+          </w:tcPr>
+          <w:p>
+            <w:pPr/>
+            <w:r>
+              <w:t>events: storyline, fromDay and toDay</w:t>
+            </w:r>
+          </w:p>
+        </w:tc>
+        <w:tc>
+          <w:tcPr>
+            <w:tcW w:w="1621" w:type="dxa"/>
+          </w:tcPr>
+          <w:p>
+            <w:pPr/>
+            <w:r>
+              <w:t>2 and 8</w:t>
+            </w:r>
+          </w:p>
+        </w:tc>
+        <w:tc>
+          <w:tcPr>
+            <w:tcW w:w="3700" w:type="dxa"/>
+          </w:tcPr>
+          <w:p>
+            <w:pPr/>
+            <w:r>
+              <w:t>The storyline starts on a random evening between these days. Every game has one.</w:t>
+            </w:r>
+          </w:p>
+        </w:tc>
+      </w:tr>
+      <w:tr>
+        <w:tc>
+          <w:tcPr>
+            <w:tcW w:w="2175" w:type="dxa"/>
+          </w:tcPr>
+          <w:p>
+            <w:pPr/>
+            <w:r>
+              <w:t>Allow more than one storyline</w:t>
+            </w:r>
+          </w:p>
+        </w:tc>
+        <w:tc>
+          <w:tcPr>
+            <w:tcW w:w="1864" w:type="dxa"/>
+          </w:tcPr>
+          <w:p>
+            <w:pPr/>
+            <w:r>
+              <w:t>events: storyline, gapDays</w:t>
+            </w:r>
+          </w:p>
+        </w:tc>
+        <w:tc>
+          <w:tcPr>
+            <w:tcW w:w="1621" w:type="dxa"/>
+          </w:tcPr>
+          <w:p>
+            <w:pPr/>
+            <w:r>
+              <w:t>15</w:t>
+            </w:r>
+          </w:p>
+        </w:tc>
+        <w:tc>
+          <w:tcPr>
+            <w:tcW w:w="3700" w:type="dxa"/>
+          </w:tcPr>
+          <w:p>
+            <w:pPr/>
+            <w:r>
+              <w:t>Days after a storyline ends before another can start. With 15-day games, 15 means one a game.</w:t>
+            </w:r>
+          </w:p>
+        </w:tc>
+      </w:tr>
+      <w:tr>
+        <w:tc>
+          <w:tcPr>
+            <w:tcW w:w="2175" w:type="dxa"/>
+          </w:tcPr>
+          <w:p>
+            <w:pPr/>
+            <w:r>
+              <w:t>Make macro shocks more or less common</w:t>
+            </w:r>
+          </w:p>
+        </w:tc>
+        <w:tc>
+          <w:tcPr>
+            <w:tcW w:w="1864" w:type="dxa"/>
+          </w:tcPr>
+          <w:p>
+            <w:pPr/>
+            <w:r>
+              <w:t>events: macroChance</w:t>
+            </w:r>
+          </w:p>
+        </w:tc>
+        <w:tc>
+          <w:tcPr>
+            <w:tcW w:w="1621" w:type="dxa"/>
+          </w:tcPr>
+          <w:p>
+            <w:pPr/>
+            <w:r>
+              <w:t>0.1</w:t>
+            </w:r>
+          </w:p>
+        </w:tc>
+        <w:tc>
+          <w:tcPr>
+            <w:tcW w:w="3700" w:type="dxa"/>
+          </w:tcPr>
+          <w:p>
+            <w:pPr/>
+            <w:r>
+              <w:t>The nightly chance a one-off macro shock starts when none is running.</w:t>
+            </w:r>
+          </w:p>
+        </w:tc>
+      </w:tr>
+      <w:tr>
+        <w:tc>
+          <w:tcPr>
+            <w:tcW w:w="2175" w:type="dxa"/>
+          </w:tcPr>
+          <w:p>
+            <w:pPr/>
+            <w:r>
               <w:t xml:space="preserve">Warn about bankruptcy sooner</w:t>
             </w:r>
           </w:p>
@@ -2741,7 +2879,7 @@
     <w:p>
       <w:pPr/>
       <w:r>
-        <w:t xml:space="preserve">As of 21 October 2026, MASTER CONFIG starts around line 635 and ends around line 1198 of DailyGrind\index.html. Use Ctrl+F to search for a part name, such as </w:t>
+        <w:t xml:space="preserve">As of 22 October 2026, MASTER CONFIG starts around line 635 and ends around line 1206 of DailyGrind\index.html. Use Ctrl+F to search for a part name, such as </w:t>
       </w:r>
       <w:r>
         <w:rPr>
@@ -2779,7 +2917,7 @@
     <w:p>
       <w:pPr/>
       <w:r>
-        <w:t>The three difficulty levels are set in a small table in the code, just below MASTER CONFIG (around line 1264 of index.html). They are not in MASTER CONFIG, so edit them there.</w:t>
+        <w:t>The three difficulty levels are set in a small table in the code, just below MASTER CONFIG (around line 1272 of index.html). They are not in MASTER CONFIG, so edit them there.</w:t>
       </w:r>
     </w:p>
     <w:tbl>

--- a/docs/Daily Grind Config Guide.docx
+++ b/docs/Daily Grind Config Guide.docx
@@ -912,7 +912,7 @@
           <w:p>
             <w:pPr/>
             <w:r>
-              <w:t xml:space="preserve">Net-worth goals and target days: Comfortable $2,000 by day 8, Wealthy $5,000 by day 12, Tycoon $10,000 by day 15. Reaching one by its day adds a score bonus.</w:t>
+              <w:t>Net-worth goals and target days: Comfortable $1,000 by day 8, Wealthy $5,000 by day 12, Tycoon $10,000 by day 15. Reaching one by its day adds a score bonus.</w:t>
             </w:r>
           </w:p>
         </w:tc>
@@ -1593,7 +1593,7 @@
           <w:p>
             <w:pPr/>
             <w:r>
-              <w:t xml:space="preserve">2000</w:t>
+              <w:t>1000</w:t>
             </w:r>
           </w:p>
         </w:tc>

--- a/docs/Daily Grind Config Guide.docx
+++ b/docs/Daily Grind Config Guide.docx
@@ -13,7 +13,7 @@
     <w:p>
       <w:pPr/>
       <w:r>
-        <w:t>Oct 22, 2026</w:t>
+        <w:t>Oct 24, 2026</w:t>
       </w:r>
       <w:r>
         <w:t xml:space="preserve"> · </w:t>
@@ -2445,6 +2445,282 @@
           <w:p>
             <w:pPr/>
             <w:r>
+              <w:t>Make walking more or less tiring</w:t>
+            </w:r>
+          </w:p>
+        </w:tc>
+        <w:tc>
+          <w:tcPr>
+            <w:tcW w:w="1864" w:type="dxa"/>
+          </w:tcPr>
+          <w:p>
+            <w:pPr/>
+            <w:r>
+              <w:t>time: walkEnergy</w:t>
+            </w:r>
+          </w:p>
+        </w:tc>
+        <w:tc>
+          <w:tcPr>
+            <w:tcW w:w="1621" w:type="dxa"/>
+          </w:tcPr>
+          <w:p>
+            <w:pPr/>
+            <w:r>
+              <w:t>−2</w:t>
+            </w:r>
+          </w:p>
+        </w:tc>
+        <w:tc>
+          <w:tcPr>
+            <w:tcW w:w="3700" w:type="dxa"/>
+          </w:tcPr>
+          <w:p>
+            <w:pPr/>
+            <w:r>
+              <w:t>Energy (%) for every 15 minutes of walking between buildings.</w:t>
+            </w:r>
+          </w:p>
+        </w:tc>
+      </w:tr>
+      <w:tr>
+        <w:tc>
+          <w:tcPr>
+            <w:tcW w:w="2175" w:type="dxa"/>
+          </w:tcPr>
+          <w:p>
+            <w:pPr/>
+            <w:r>
+              <w:t>Change how much work hurts your mood</w:t>
+            </w:r>
+          </w:p>
+        </w:tc>
+        <w:tc>
+          <w:tcPr>
+            <w:tcW w:w="1864" w:type="dxa"/>
+          </w:tcPr>
+          <w:p>
+            <w:pPr/>
+            <w:r>
+              <w:t>time: workHappinessShare</w:t>
+            </w:r>
+          </w:p>
+        </w:tc>
+        <w:tc>
+          <w:tcPr>
+            <w:tcW w:w="1621" w:type="dxa"/>
+          </w:tcPr>
+          <w:p>
+            <w:pPr/>
+            <w:r>
+              <w:t>0.5</w:t>
+            </w:r>
+          </w:p>
+        </w:tc>
+        <w:tc>
+          <w:tcPr>
+            <w:tcW w:w="3700" w:type="dxa"/>
+          </w:tcPr>
+          <w:p>
+            <w:pPr/>
+            <w:r>
+              <w:t>A shift costs this share of its energy cost in happiness, rounded up. 0 switches it off.</w:t>
+            </w:r>
+          </w:p>
+        </w:tc>
+      </w:tr>
+      <w:tr>
+        <w:tc>
+          <w:tcPr>
+            <w:tcW w:w="2175" w:type="dxa"/>
+          </w:tcPr>
+          <w:p>
+            <w:pPr/>
+            <w:r>
+              <w:t>Change the cost of school lessons</w:t>
+            </w:r>
+          </w:p>
+        </w:tc>
+        <w:tc>
+          <w:tcPr>
+            <w:tcW w:w="1864" w:type="dxa"/>
+          </w:tcPr>
+          <w:p>
+            <w:pPr/>
+            <w:r>
+              <w:t>education: lessonEnergyPerHour, lessonHappinessPerHour</w:t>
+            </w:r>
+          </w:p>
+        </w:tc>
+        <w:tc>
+          <w:tcPr>
+            <w:tcW w:w="1621" w:type="dxa"/>
+          </w:tcPr>
+          <w:p>
+            <w:pPr/>
+            <w:r>
+              <w:t>−5, −5</w:t>
+            </w:r>
+          </w:p>
+        </w:tc>
+        <w:tc>
+          <w:tcPr>
+            <w:tcW w:w="3700" w:type="dxa"/>
+          </w:tcPr>
+          <w:p>
+            <w:pPr/>
+            <w:r>
+              <w:t>Energy (%) and happiness lost for each hour of a lesson.</w:t>
+            </w:r>
+          </w:p>
+        </w:tc>
+      </w:tr>
+      <w:tr>
+        <w:tc>
+          <w:tcPr>
+            <w:tcW w:w="2175" w:type="dxa"/>
+          </w:tcPr>
+          <w:p>
+            <w:pPr/>
+            <w:r>
+              <w:t>Change the cost of self-study</w:t>
+            </w:r>
+          </w:p>
+        </w:tc>
+        <w:tc>
+          <w:tcPr>
+            <w:tcW w:w="1864" w:type="dxa"/>
+          </w:tcPr>
+          <w:p>
+            <w:pPr/>
+            <w:r>
+              <w:t>selfStudy: energyPerHour, happinessPerHour</w:t>
+            </w:r>
+          </w:p>
+        </w:tc>
+        <w:tc>
+          <w:tcPr>
+            <w:tcW w:w="1621" w:type="dxa"/>
+          </w:tcPr>
+          <w:p>
+            <w:pPr/>
+            <w:r>
+              <w:t>−5, −5</w:t>
+            </w:r>
+          </w:p>
+        </w:tc>
+        <w:tc>
+          <w:tcPr>
+            <w:tcW w:w="3700" w:type="dxa"/>
+          </w:tcPr>
+          <w:p>
+            <w:pPr/>
+            <w:r>
+              <w:t>Energy (%) and happiness lost for each hour of self-study at home (health is selfStudy: health, −3 a session).</w:t>
+            </w:r>
+          </w:p>
+        </w:tc>
+      </w:tr>
+      <w:tr>
+        <w:tc>
+          <w:tcPr>
+            <w:tcW w:w="2175" w:type="dxa"/>
+          </w:tcPr>
+          <w:p>
+            <w:pPr/>
+            <w:r>
+              <w:t>Make cooking more or less tiring</w:t>
+            </w:r>
+          </w:p>
+        </w:tc>
+        <w:tc>
+          <w:tcPr>
+            <w:tcW w:w="1864" w:type="dxa"/>
+          </w:tcPr>
+          <w:p>
+            <w:pPr/>
+            <w:r>
+              <w:t>food: cookEnergy</w:t>
+            </w:r>
+          </w:p>
+        </w:tc>
+        <w:tc>
+          <w:tcPr>
+            <w:tcW w:w="1621" w:type="dxa"/>
+          </w:tcPr>
+          <w:p>
+            <w:pPr/>
+            <w:r>
+              <w:t>−5</w:t>
+            </w:r>
+          </w:p>
+        </w:tc>
+        <w:tc>
+          <w:tcPr>
+            <w:tcW w:w="3700" w:type="dxa"/>
+          </w:tcPr>
+          <w:p>
+            <w:pPr/>
+            <w:r>
+              <w:t>Energy (%) for every 3 hours of cooking, in proportion.</w:t>
+            </w:r>
+          </w:p>
+        </w:tc>
+      </w:tr>
+      <w:tr>
+        <w:tc>
+          <w:tcPr>
+            <w:tcW w:w="2175" w:type="dxa"/>
+          </w:tcPr>
+          <w:p>
+            <w:pPr/>
+            <w:r>
+              <w:t>Change what a home meal gives</w:t>
+            </w:r>
+          </w:p>
+        </w:tc>
+        <w:tc>
+          <w:tcPr>
+            <w:tcW w:w="1864" w:type="dxa"/>
+          </w:tcPr>
+          <w:p>
+            <w:pPr/>
+            <w:r>
+              <w:t>food: basic / premium, energy and health</w:t>
+            </w:r>
+          </w:p>
+        </w:tc>
+        <w:tc>
+          <w:tcPr>
+            <w:tcW w:w="1621" w:type="dxa"/>
+          </w:tcPr>
+          <w:p>
+            <w:pPr/>
+            <w:r>
+              <w:t>15 / 10 and 12 / 5</w:t>
+            </w:r>
+          </w:p>
+        </w:tc>
+        <w:tc>
+          <w:tcPr>
+            <w:tcW w:w="3700" w:type="dxa"/>
+          </w:tcPr>
+          <w:p>
+            <w:pPr/>
+            <w:r>
+              <w:t>Cooked meal (basic) and ready-to-eat meal (premium).</w:t>
+            </w:r>
+          </w:p>
+        </w:tc>
+      </w:tr>
+      <w:tr>
+        <w:tc>
+          <w:tcPr>
+            <w:tcW w:w="2175" w:type="dxa"/>
+          </w:tcPr>
+          <w:p>
+            <w:pPr/>
+            <w:r>
               <w:t xml:space="preserve">Stop all starting traits</w:t>
             </w:r>
           </w:p>
@@ -2675,7 +2951,7 @@
           <w:p>
             <w:pPr/>
             <w:r>
-              <w:t>Long sessions cost 6% energy, and burnout starts after 9 hours of work and study a day.</w:t>
+              <w:t>Self-study costs 8% energy an hour instead of 5%, and burnout starts after 9 hours of work and study a day.</w:t>
             </w:r>
           </w:p>
         </w:tc>
@@ -2879,7 +3155,7 @@
     <w:p>
       <w:pPr/>
       <w:r>
-        <w:t xml:space="preserve">As of 22 October 2026, MASTER CONFIG starts around line 635 and ends around line 1206 of DailyGrind\index.html. Use Ctrl+F to search for a part name, such as </w:t>
+        <w:t xml:space="preserve">As of 24 October 2026, MASTER CONFIG starts around line 695 and ends around line 1272 of DailyGrind\index.html. Use Ctrl+F to search for a part name, such as </w:t>
       </w:r>
       <w:r>
         <w:rPr>
@@ -2917,7 +3193,7 @@
     <w:p>
       <w:pPr/>
       <w:r>
-        <w:t>The three difficulty levels are set in a small table in the code, just below MASTER CONFIG (around line 1272 of index.html). They are not in MASTER CONFIG, so edit them there.</w:t>
+        <w:t>The three difficulty levels are set in a small table in the code, just below MASTER CONFIG (around line 1338 of index.html). They are not in MASTER CONFIG, so edit them there.</w:t>
       </w:r>
     </w:p>
     <w:tbl>

--- a/docs/Daily Grind Config Guide.docx
+++ b/docs/Daily Grind Config Guide.docx
@@ -2467,7 +2467,7 @@
           <w:p>
             <w:pPr/>
             <w:r>
-              <w:t>−2</w:t>
+              <w:t>−1</w:t>
             </w:r>
           </w:p>
         </w:tc>
@@ -2697,7 +2697,7 @@
           <w:p>
             <w:pPr/>
             <w:r>
-              <w:t>15 / 10 and 12 / 5</w:t>
+              <w:t>20 / 10 and 20 / 5</w:t>
             </w:r>
           </w:p>
         </w:tc>

--- a/docs/Daily Grind Config Guide.docx
+++ b/docs/Daily Grind Config Guide.docx
@@ -749,6 +749,41 @@
             <w:pPr/>
             <w:r>
               <w:t xml:space="preserve">ticketCost:10</w:t>
+            </w:r>
+          </w:p>
+        </w:tc>
+      </w:tr>
+      <w:tr>
+        <w:tc>
+          <w:tcPr>
+            <w:tcW w:w="1225" w:type="dxa"/>
+          </w:tcPr>
+          <w:p>
+            <w:pPr/>
+            <w:r>
+              <w:t xml:space="preserve">leisure</w:t>
+            </w:r>
+          </w:p>
+        </w:tc>
+        <w:tc>
+          <w:tcPr>
+            <w:tcW w:w="4920" w:type="dxa"/>
+          </w:tcPr>
+          <w:p>
+            <w:pPr/>
+            <w:r>
+              <w:t xml:space="preserve">Free-time activities: watching a show or gaming and calling family at home, walking and jogging at the Park</w:t>
+            </w:r>
+          </w:p>
+        </w:tc>
+        <w:tc>
+          <w:tcPr>
+            <w:tcW w:w="3215" w:type="dxa"/>
+          </w:tcPr>
+          <w:p>
+            <w:pPr/>
+            <w:r>
+              <w:t xml:space="preserve">walk: minutes:60, happiness:5</w:t>
             </w:r>
           </w:p>
         </w:tc>
@@ -2721,6 +2756,98 @@
           <w:p>
             <w:pPr/>
             <w:r>
+              <w:t>Change the free-time activities</w:t>
+            </w:r>
+          </w:p>
+        </w:tc>
+        <w:tc>
+          <w:tcPr>
+            <w:tcW w:w="1864" w:type="dxa"/>
+          </w:tcPr>
+          <w:p>
+            <w:pPr/>
+            <w:r>
+              <w:t>leisure: screen, call, walk, jog</w:t>
+            </w:r>
+          </w:p>
+        </w:tc>
+        <w:tc>
+          <w:tcPr>
+            <w:tcW w:w="1621" w:type="dxa"/>
+          </w:tcPr>
+          <w:p>
+            <w:pPr/>
+            <w:r>
+              <w:t>see right</w:t>
+            </w:r>
+          </w:p>
+        </w:tc>
+        <w:tc>
+          <w:tcPr>
+            <w:tcW w:w="3700" w:type="dxa"/>
+          </w:tcPr>
+          <w:p>
+            <w:pPr/>
+            <w:r>
+              <w:t>Time (minutes), happiness, health and energy for watching a show or gaming at home (needs a TV or console), calling family (perDay times a day), and walking or jogging at the Park. jog: minEnergy is the energy needed to jog.</w:t>
+            </w:r>
+          </w:p>
+        </w:tc>
+      </w:tr>
+      <w:tr>
+        <w:tc>
+          <w:tcPr>
+            <w:tcW w:w="2175" w:type="dxa"/>
+          </w:tcPr>
+          <w:p>
+            <w:pPr/>
+            <w:r>
+              <w:t>Change coffee and cake</w:t>
+            </w:r>
+          </w:p>
+        </w:tc>
+        <w:tc>
+          <w:tcPr>
+            <w:tcW w:w="1864" w:type="dxa"/>
+          </w:tcPr>
+          <w:p>
+            <w:pPr/>
+            <w:r>
+              <w:t>food: cafe</w:t>
+            </w:r>
+          </w:p>
+        </w:tc>
+        <w:tc>
+          <w:tcPr>
+            <w:tcW w:w="1621" w:type="dxa"/>
+          </w:tcPr>
+          <w:p>
+            <w:pPr/>
+            <w:r>
+              <w:t>45 min, $12, +3 energy, +6 happiness</w:t>
+            </w:r>
+          </w:p>
+        </w:tc>
+        <w:tc>
+          <w:tcPr>
+            <w:tcW w:w="3700" w:type="dxa"/>
+          </w:tcPr>
+          <w:p>
+            <w:pPr/>
+            <w:r>
+              <w:t>The Restaurant snack. snack: true means it does not count as your daily meal.</w:t>
+            </w:r>
+          </w:p>
+        </w:tc>
+      </w:tr>
+      <w:tr>
+        <w:tc>
+          <w:tcPr>
+            <w:tcW w:w="2175" w:type="dxa"/>
+          </w:tcPr>
+          <w:p>
+            <w:pPr/>
+            <w:r>
               <w:t xml:space="preserve">Stop all starting traits</w:t>
             </w:r>
           </w:p>
@@ -3155,7 +3282,7 @@
     <w:p>
       <w:pPr/>
       <w:r>
-        <w:t xml:space="preserve">As of 24 October 2026, MASTER CONFIG starts around line 695 and ends around line 1272 of DailyGrind\index.html. Use Ctrl+F to search for a part name, such as </w:t>
+        <w:t xml:space="preserve">As of 24 October 2026, MASTER CONFIG starts around line 696 and ends around line 1284 of DailyGrind\index.html. Use Ctrl+F to search for a part name, such as </w:t>
       </w:r>
       <w:r>
         <w:rPr>
@@ -3193,7 +3320,7 @@
     <w:p>
       <w:pPr/>
       <w:r>
-        <w:t>The three difficulty levels are set in a small table in the code, just below MASTER CONFIG (around line 1338 of index.html). They are not in MASTER CONFIG, so edit them there.</w:t>
+        <w:t>The three difficulty levels are set in a small table in the code, just below MASTER CONFIG (around line 1350 of index.html). They are not in MASTER CONFIG, so edit them there.</w:t>
       </w:r>
     </w:p>
     <w:tbl>

--- a/docs/Daily Grind Config Guide.docx
+++ b/docs/Daily Grind Config Guide.docx
@@ -2848,6 +2848,52 @@
           <w:p>
             <w:pPr/>
             <w:r>
+              <w:t>Make the interview pop-ups shorter or longer</w:t>
+            </w:r>
+          </w:p>
+        </w:tc>
+        <w:tc>
+          <w:tcPr>
+            <w:tcW w:w="1864" w:type="dxa"/>
+          </w:tcPr>
+          <w:p>
+            <w:pPr/>
+            <w:r>
+              <w:t>ui: toasts: shorter</w:t>
+            </w:r>
+          </w:p>
+        </w:tc>
+        <w:tc>
+          <w:tcPr>
+            <w:tcW w:w="1621" w:type="dxa"/>
+          </w:tcPr>
+          <w:p>
+            <w:pPr/>
+            <w:r>
+              <w:t>seconds:1</w:t>
+            </w:r>
+          </w:p>
+        </w:tc>
+        <w:tc>
+          <w:tcPr>
+            <w:tcW w:w="3700" w:type="dxa"/>
+          </w:tcPr>
+          <w:p>
+            <w:pPr/>
+            <w:r>
+              <w:t>Interview result pop-ups (passed or failed) leave this many seconds sooner than other pop-ups. words lists the phrases it applies to; 0 switches it off.</w:t>
+            </w:r>
+          </w:p>
+        </w:tc>
+      </w:tr>
+      <w:tr>
+        <w:tc>
+          <w:tcPr>
+            <w:tcW w:w="2175" w:type="dxa"/>
+          </w:tcPr>
+          <w:p>
+            <w:pPr/>
+            <w:r>
               <w:t xml:space="preserve">Stop all starting traits</w:t>
             </w:r>
           </w:p>
@@ -3282,7 +3328,7 @@
     <w:p>
       <w:pPr/>
       <w:r>
-        <w:t xml:space="preserve">As of 24 October 2026, MASTER CONFIG starts around line 696 and ends around line 1284 of DailyGrind\index.html. Use Ctrl+F to search for a part name, such as </w:t>
+        <w:t xml:space="preserve">As of 24 October 2026, MASTER CONFIG starts around line 696 and ends around line 1285 of DailyGrind\index.html. Use Ctrl+F to search for a part name, such as </w:t>
       </w:r>
       <w:r>
         <w:rPr>
@@ -3320,7 +3366,7 @@
     <w:p>
       <w:pPr/>
       <w:r>
-        <w:t>The three difficulty levels are set in a small table in the code, just below MASTER CONFIG (around line 1350 of index.html). They are not in MASTER CONFIG, so edit them there.</w:t>
+        <w:t>The three difficulty levels are set in a small table in the code, just below MASTER CONFIG (around line 1351 of index.html). They are not in MASTER CONFIG, so edit them there.</w:t>
       </w:r>
     </w:p>
     <w:tbl>

--- a/docs/Daily Grind Config Guide.docx
+++ b/docs/Daily Grind Config Guide.docx
@@ -597,7 +597,7 @@
           <w:p>
             <w:pPr/>
             <w:r>
-              <w:t xml:space="preserve">Knowledge from studying at home and how fast you forget</w:t>
+              <w:t xml:space="preserve">Knowledge from studying at home, session length (minutes: 120) and how fast you forget</w:t>
             </w:r>
           </w:p>
         </w:tc>
@@ -784,6 +784,76 @@
             <w:pPr/>
             <w:r>
               <w:t xml:space="preserve">walk: minutes:60, happiness:5</w:t>
+            </w:r>
+          </w:p>
+        </w:tc>
+      </w:tr>
+      <w:tr>
+        <w:tc>
+          <w:tcPr>
+            <w:tcW w:w="1225" w:type="dxa"/>
+          </w:tcPr>
+          <w:p>
+            <w:pPr/>
+            <w:r>
+              <w:t xml:space="preserve">gym</w:t>
+            </w:r>
+          </w:p>
+        </w:tc>
+        <w:tc>
+          <w:tcPr>
+            <w:tcW w:w="4920" w:type="dxa"/>
+          </w:tcPr>
+          <w:p>
+            <w:pPr/>
+            <w:r>
+              <w:t xml:space="preserve">Gym classes: time, cost, energy, health, happiness and how many workouts each counts as</w:t>
+            </w:r>
+          </w:p>
+        </w:tc>
+        <w:tc>
+          <w:tcPr>
+            <w:tcW w:w="3215" w:type="dxa"/>
+          </w:tcPr>
+          <w:p>
+            <w:pPr/>
+            <w:r>
+              <w:t xml:space="preserve">minEnergy:15</w:t>
+            </w:r>
+          </w:p>
+        </w:tc>
+      </w:tr>
+      <w:tr>
+        <w:tc>
+          <w:tcPr>
+            <w:tcW w:w="1225" w:type="dxa"/>
+          </w:tcPr>
+          <w:p>
+            <w:pPr/>
+            <w:r>
+              <w:t xml:space="preserve">factory</w:t>
+            </w:r>
+          </w:p>
+        </w:tc>
+        <w:tc>
+          <w:tcPr>
+            <w:tcW w:w="4920" w:type="dxa"/>
+          </w:tcPr>
+          <w:p>
+            <w:pPr/>
+            <w:r>
+              <w:t xml:space="preserve">Day labour, safety course and tour at the Factory for people without a job there</w:t>
+            </w:r>
+          </w:p>
+        </w:tc>
+        <w:tc>
+          <w:tcPr>
+            <w:tcW w:w="3215" w:type="dxa"/>
+          </w:tcPr>
+          <w:p>
+            <w:pPr/>
+            <w:r>
+              <w:t xml:space="preserve">dayLabour: minutes:240, payShare:0.6</w:t>
             </w:r>
           </w:p>
         </w:tc>
@@ -2651,7 +2721,7 @@
           <w:p>
             <w:pPr/>
             <w:r>
-              <w:t>Energy (%) and happiness lost for each hour of self-study at home (health is selfStudy: health, −3 a session).</w:t>
+              <w:t>Energy (%) and happiness lost for each hour of self-study at home (health is selfStudy: health, −2 a session). A session lasts selfStudy: minutes (120).</w:t>
             </w:r>
           </w:p>
         </w:tc>
@@ -2836,6 +2906,236 @@
             <w:pPr/>
             <w:r>
               <w:t>The Restaurant snack. snack: true means it does not count as your daily meal.</w:t>
+            </w:r>
+          </w:p>
+        </w:tc>
+      </w:tr>
+      <w:tr>
+        <w:tc>
+          <w:tcPr>
+            <w:tcW w:w="2175" w:type="dxa"/>
+          </w:tcPr>
+          <w:p>
+            <w:pPr/>
+            <w:r>
+              <w:t>Change what every night takes away</w:t>
+            </w:r>
+          </w:p>
+        </w:tc>
+        <w:tc>
+          <w:tcPr>
+            <w:tcW w:w="1864" w:type="dxa"/>
+          </w:tcPr>
+          <w:p>
+            <w:pPr/>
+            <w:r>
+              <w:t>sleep: nightEnergy, nightHappiness; health: nightly: always; selfStudy: nightlyLoss</w:t>
+            </w:r>
+          </w:p>
+        </w:tc>
+        <w:tc>
+          <w:tcPr>
+            <w:tcW w:w="1621" w:type="dxa"/>
+          </w:tcPr>
+          <w:p>
+            <w:pPr/>
+            <w:r>
+              <w:t>0, −5, 0, −2</w:t>
+            </w:r>
+          </w:p>
+        </w:tc>
+        <w:tc>
+          <w:tcPr>
+            <w:tcW w:w="3700" w:type="dxa"/>
+          </w:tcPr>
+          <w:p>
+            <w:pPr/>
+            <w:r>
+              <w:t>The fixed change every night before sleep is added back: energy (%), happiness, health and knowledge. 0 switches one off.</w:t>
+            </w:r>
+          </w:p>
+        </w:tc>
+      </w:tr>
+      <w:tr>
+        <w:tc>
+          <w:tcPr>
+            <w:tcW w:w="2175" w:type="dxa"/>
+          </w:tcPr>
+          <w:p>
+            <w:pPr/>
+            <w:r>
+              <w:t>Change how much comfort items help</w:t>
+            </w:r>
+          </w:p>
+        </w:tc>
+        <w:tc>
+          <w:tcPr>
+            <w:tcW w:w="1864" w:type="dxa"/>
+          </w:tcPr>
+          <w:p>
+            <w:pPr/>
+            <w:r>
+              <w:t>sleep: comfortBonus</w:t>
+            </w:r>
+          </w:p>
+        </w:tc>
+        <w:tc>
+          <w:tcPr>
+            <w:tcW w:w="1621" w:type="dxa"/>
+          </w:tcPr>
+          <w:p>
+            <w:pPr/>
+            <w:r>
+              <w:t>0.05</w:t>
+            </w:r>
+          </w:p>
+        </w:tc>
+        <w:tc>
+          <w:tcPr>
+            <w:tcW w:w="3700" w:type="dxa"/>
+          </w:tcPr>
+          <w:p>
+            <w:pPr/>
+            <w:r>
+              <w:t>Each comfort item at home (TV, console, fridge, coffee machine, computer) makes resting and sleep restore this much more energy (0.05 = 5%).</w:t>
+            </w:r>
+          </w:p>
+        </w:tc>
+      </w:tr>
+      <w:tr>
+        <w:tc>
+          <w:tcPr>
+            <w:tcW w:w="2175" w:type="dxa"/>
+          </w:tcPr>
+          <w:p>
+            <w:pPr/>
+            <w:r>
+              <w:t>Change the qualification bonus</w:t>
+            </w:r>
+          </w:p>
+        </w:tc>
+        <w:tc>
+          <w:tcPr>
+            <w:tcW w:w="1864" w:type="dxa"/>
+          </w:tcPr>
+          <w:p>
+            <w:pPr/>
+            <w:r>
+              <w:t>education: certKnowledge, certHappiness</w:t>
+            </w:r>
+          </w:p>
+        </w:tc>
+        <w:tc>
+          <w:tcPr>
+            <w:tcW w:w="1621" w:type="dxa"/>
+          </w:tcPr>
+          <w:p>
+            <w:pPr/>
+            <w:r>
+              <w:t>Certificate 5, Degree 10, Honours 15, Masters 20 (both)</w:t>
+            </w:r>
+          </w:p>
+        </w:tc>
+        <w:tc>
+          <w:tcPr>
+            <w:tcW w:w="3700" w:type="dxa"/>
+          </w:tcPr>
+          <w:p>
+            <w:pPr/>
+            <w:r>
+              <w:t>Knowledge and happiness added when you earn a qualification (when the certificate pops up), by level. 0 switches a level off.</w:t>
+            </w:r>
+          </w:p>
+        </w:tc>
+      </w:tr>
+      <w:tr>
+        <w:tc>
+          <w:tcPr>
+            <w:tcW w:w="2175" w:type="dxa"/>
+          </w:tcPr>
+          <w:p>
+            <w:pPr/>
+            <w:r>
+              <w:t>Change the gym classes</w:t>
+            </w:r>
+          </w:p>
+        </w:tc>
+        <w:tc>
+          <w:tcPr>
+            <w:tcW w:w="1864" w:type="dxa"/>
+          </w:tcPr>
+          <w:p>
+            <w:pPr/>
+            <w:r>
+              <w:t>gym: classes</w:t>
+            </w:r>
+          </w:p>
+        </w:tc>
+        <w:tc>
+          <w:tcPr>
+            <w:tcW w:w="1621" w:type="dxa"/>
+          </w:tcPr>
+          <w:p>
+            <w:pPr/>
+            <w:r>
+              <w:t>see right</w:t>
+            </w:r>
+          </w:p>
+        </w:tc>
+        <w:tc>
+          <w:tcPr>
+            <w:tcW w:w="3700" w:type="dxa"/>
+          </w:tcPr>
+          <w:p>
+            <w:pPr/>
+            <w:r>
+              <w:t>One line per class: minutes, cost, energy change (negative costs energy, positive gives it back), health, happiness, and workouts (how many visits it counts as for illness protection; 0 = not a workout). gym: minEnergy is the energy needed for a class that costs energy.</w:t>
+            </w:r>
+          </w:p>
+        </w:tc>
+      </w:tr>
+      <w:tr>
+        <w:tc>
+          <w:tcPr>
+            <w:tcW w:w="2175" w:type="dxa"/>
+          </w:tcPr>
+          <w:p>
+            <w:pPr/>
+            <w:r>
+              <w:t>Change the Factory options for people without a job there</w:t>
+            </w:r>
+          </w:p>
+        </w:tc>
+        <w:tc>
+          <w:tcPr>
+            <w:tcW w:w="1864" w:type="dxa"/>
+          </w:tcPr>
+          <w:p>
+            <w:pPr/>
+            <w:r>
+              <w:t>factory: dayLabour, course, tour</w:t>
+            </w:r>
+          </w:p>
+        </w:tc>
+        <w:tc>
+          <w:tcPr>
+            <w:tcW w:w="1621" w:type="dxa"/>
+          </w:tcPr>
+          <w:p>
+            <w:pPr/>
+            <w:r>
+              <w:t>see right</w:t>
+            </w:r>
+          </w:p>
+        </w:tc>
+        <w:tc>
+          <w:tcPr>
+            <w:tcW w:w="3700" w:type="dxa"/>
+          </w:tcPr>
+          <w:p>
+            <w:pPr/>
+            <w:r>
+              <w:t>dayLabour: minutes, payShare (share of the lowest Factory wage), energy, perDay. course: minutes, cost, knowledge, expShifts (shifts of work experience it counts as). tour: minutes, cost, knowledge, happiness.</w:t>
             </w:r>
           </w:p>
         </w:tc>
@@ -3328,7 +3628,7 @@
     <w:p>
       <w:pPr/>
       <w:r>
-        <w:t xml:space="preserve">As of 24 October 2026, MASTER CONFIG starts around line 696 and ends around line 1285 of DailyGrind\index.html. Use Ctrl+F to search for a part name, such as </w:t>
+        <w:t xml:space="preserve">As of 24 October 2026, MASTER CONFIG starts around line 697 and ends around line 1314 of DailyGrind\index.html. Use Ctrl+F to search for a part name, such as </w:t>
       </w:r>
       <w:r>
         <w:rPr>
@@ -3366,7 +3666,7 @@
     <w:p>
       <w:pPr/>
       <w:r>
-        <w:t>The three difficulty levels are set in a small table in the code, just below MASTER CONFIG (around line 1351 of index.html). They are not in MASTER CONFIG, so edit them there.</w:t>
+        <w:t>The three difficulty levels are set in a small table in the code, just below MASTER CONFIG (around line 1380 of index.html). They are not in MASTER CONFIG, so edit them there.</w:t>
       </w:r>
     </w:p>
     <w:tbl>

--- a/docs/Daily Grind Config Guide.docx
+++ b/docs/Daily Grind Config Guide.docx
@@ -2918,6 +2918,52 @@
           <w:p>
             <w:pPr/>
             <w:r>
+              <w:t>Change money shame</w:t>
+            </w:r>
+          </w:p>
+        </w:tc>
+        <w:tc>
+          <w:tcPr>
+            <w:tcW w:w="1864" w:type="dxa"/>
+          </w:tcPr>
+          <w:p>
+            <w:pPr/>
+            <w:r>
+              <w:t>shame: nearlyBrokeBelow, nearlyBrokeHappiness, nearlyBrokeFromDay, debtHappiness, debtEnergy</w:t>
+            </w:r>
+          </w:p>
+        </w:tc>
+        <w:tc>
+          <w:tcPr>
+            <w:tcW w:w="1621" w:type="dxa"/>
+          </w:tcPr>
+          <w:p>
+            <w:pPr/>
+            <w:r>
+              <w:t>100, −3, 6, −8, −5</w:t>
+            </w:r>
+          </w:p>
+        </w:tc>
+        <w:tc>
+          <w:tcPr>
+            <w:tcW w:w="3700" w:type="dxa"/>
+          </w:tcPr>
+          <w:p>
+            <w:pPr/>
+            <w:r>
+              <w:t>Checked when you end the day. Nearly broke (net worth under nearlyBrokeBelow) costs nearlyBrokeHappiness, only from day nearlyBrokeFromDay. In debt (under 0) costs debtHappiness and debtEnergy from day 1.</w:t>
+            </w:r>
+          </w:p>
+        </w:tc>
+      </w:tr>
+      <w:tr>
+        <w:tc>
+          <w:tcPr>
+            <w:tcW w:w="2175" w:type="dxa"/>
+          </w:tcPr>
+          <w:p>
+            <w:pPr/>
+            <w:r>
               <w:t>Change what every night takes away</w:t>
             </w:r>
           </w:p>
@@ -3628,7 +3674,7 @@
     <w:p>
       <w:pPr/>
       <w:r>
-        <w:t xml:space="preserve">As of 24 October 2026, MASTER CONFIG starts around line 697 and ends around line 1314 of DailyGrind\index.html. Use Ctrl+F to search for a part name, such as </w:t>
+        <w:t xml:space="preserve">As of 24 October 2026, MASTER CONFIG starts around line 712 and ends around line 1336 of DailyGrind\index.html. Use Ctrl+F to search for a part name, such as </w:t>
       </w:r>
       <w:r>
         <w:rPr>
@@ -3666,7 +3712,7 @@
     <w:p>
       <w:pPr/>
       <w:r>
-        <w:t>The three difficulty levels are set in a small table in the code, just below MASTER CONFIG (around line 1380 of index.html). They are not in MASTER CONFIG, so edit them there.</w:t>
+        <w:t>The three difficulty levels are set in a small table in the code, just below MASTER CONFIG (around line 1402 of index.html). They are not in MASTER CONFIG, so edit them there.</w:t>
       </w:r>
     </w:p>
     <w:tbl>

--- a/docs/Daily Grind Config Guide.docx
+++ b/docs/Daily Grind Config Guide.docx
@@ -2331,7 +2331,7 @@
           <w:p>
             <w:pPr/>
             <w:r>
-              <w:t>sleep: energyX</w:t>
+              <w:t>sleep: perHour</w:t>
             </w:r>
           </w:p>
         </w:tc>
@@ -2342,7 +2342,7 @@
           <w:p>
             <w:pPr/>
             <w:r>
-              <w:t>1.5</w:t>
+              <w:t>apt 6.5, bung 9</w:t>
             </w:r>
           </w:p>
         </w:tc>
@@ -2353,7 +2353,7 @@
           <w:p>
             <w:pPr/>
             <w:r>
-              <w:t>How many times faster a night’s sleep restores energy than resting. maxEnergy (52) caps one night.</w:t>
+              <w:t>Energy (%) a night’s sleep at home restores for each hour left in the day, for the Apartment and the Bungalow (comfort items add to it). maxEnergy (75) caps one night. The 2h rest uses the home’s own rest rate.</w:t>
             </w:r>
           </w:p>
         </w:tc>

--- a/docs/Daily Grind Config Guide.docx
+++ b/docs/Daily Grind Config Guide.docx
@@ -2721,7 +2721,7 @@
           <w:p>
             <w:pPr/>
             <w:r>
-              <w:t>Energy (%) and happiness lost for each hour of self-study at home (health is selfStudy: health, −2 a session). A session lasts selfStudy: minutes (120).</w:t>
+              <w:t>Energy (%) and happiness lost for each hour of self-study at home (health is selfStudy: healthPerHour, −1 an hour). A session lasts selfStudy: minutes (120).</w:t>
             </w:r>
           </w:p>
         </w:tc>
@@ -2802,7 +2802,7 @@
           <w:p>
             <w:pPr/>
             <w:r>
-              <w:t>20 / 10 and 20 / 5</w:t>
+              <w:t>20 / 5 and 20 / 1</w:t>
             </w:r>
           </w:p>
         </w:tc>
@@ -2906,6 +2906,52 @@
             <w:pPr/>
             <w:r>
               <w:t>The Restaurant snack. snack: true means it does not count as your daily meal.</w:t>
+            </w:r>
+          </w:p>
+        </w:tc>
+      </w:tr>
+      <w:tr>
+        <w:tc>
+          <w:tcPr>
+            <w:tcW w:w="2175" w:type="dxa"/>
+          </w:tcPr>
+          <w:p>
+            <w:pPr/>
+            <w:r>
+              <w:t>Change how much work and study wear down health</w:t>
+            </w:r>
+          </w:p>
+        </w:tc>
+        <w:tc>
+          <w:tcPr>
+            <w:tcW w:w="1864" w:type="dxa"/>
+          </w:tcPr>
+          <w:p>
+            <w:pPr/>
+            <w:r>
+              <w:t>time: workHealthPerHour; education: lessonHealthPerHour; selfStudy: healthPerHour</w:t>
+            </w:r>
+          </w:p>
+        </w:tc>
+        <w:tc>
+          <w:tcPr>
+            <w:tcW w:w="1621" w:type="dxa"/>
+          </w:tcPr>
+          <w:p>
+            <w:pPr/>
+            <w:r>
+              <w:t>−1, −1, −1</w:t>
+            </w:r>
+          </w:p>
+        </w:tc>
+        <w:tc>
+          <w:tcPr>
+            <w:tcW w:w="3700" w:type="dxa"/>
+          </w:tcPr>
+          <w:p>
+            <w:pPr/>
+            <w:r>
+              <w:t>Health for each hour of work (shifts, freelance coding, Factory day labour), school lessons and self-study, rounded per action (a half counts as a whole point). 0 switches one off.</w:t>
             </w:r>
           </w:p>
         </w:tc>
@@ -3674,7 +3720,7 @@
     <w:p>
       <w:pPr/>
       <w:r>
-        <w:t xml:space="preserve">As of 24 October 2026, MASTER CONFIG starts around line 712 and ends around line 1336 of DailyGrind\index.html. Use Ctrl+F to search for a part name, such as </w:t>
+        <w:t xml:space="preserve">As of 24 October 2026, MASTER CONFIG starts around line 713 and ends around line 1342 of DailyGrind\index.html. Use Ctrl+F to search for a part name, such as </w:t>
       </w:r>
       <w:r>
         <w:rPr>
@@ -3712,7 +3758,7 @@
     <w:p>
       <w:pPr/>
       <w:r>
-        <w:t>The three difficulty levels are set in a small table in the code, just below MASTER CONFIG (around line 1402 of index.html). They are not in MASTER CONFIG, so edit them there.</w:t>
+        <w:t>The three difficulty levels are set in a small table in the code, just below MASTER CONFIG (around line 1408 of index.html). They are not in MASTER CONFIG, so edit them there.</w:t>
       </w:r>
     </w:p>
     <w:tbl>

--- a/docs/Daily Grind Config Guide.docx
+++ b/docs/Daily Grind Config Guide.docx
@@ -352,7 +352,7 @@
           <w:p>
             <w:pPr/>
             <w:r>
-              <w:t>Length of the day, walking, rent every 5 days, game length of 15 days, shift length by pay, how long actions take</w:t>
+              <w:t>Length of the day, walking, rent every 5 days, game length of 20 days, shift length by pay, how long actions take</w:t>
             </w:r>
           </w:p>
         </w:tc>
@@ -877,7 +877,7 @@
           <w:p>
             <w:pPr/>
             <w:r>
-              <w:t>Which event happens each night: one storyline a game (start window and gap), the chance of a macro shock, the daily event odds, and how often a news headline is tipped off that morning</w:t>
+              <w:t>Which event happens each night: one storyline a game (start window and its gap from macro shocks), the chance of a macro shock, the daily event odds, and how often a news headline is tipped off that morning</w:t>
             </w:r>
           </w:p>
         </w:tc>
@@ -888,7 +888,7 @@
           <w:p>
             <w:pPr/>
             <w:r>
-              <w:t>storyline: fromDay:2, toDay:8</w:t>
+              <w:t>storyline: fromDay:3, daysBeforeEnd:3; storylineGap:2</w:t>
             </w:r>
           </w:p>
         </w:tc>
@@ -1017,7 +1017,7 @@
           <w:p>
             <w:pPr/>
             <w:r>
-              <w:t>Net-worth goals and target days: Comfortable $1,000 by day 8, Wealthy $5,000 by day 12, Tycoon $10,000 by day 15. Reaching one by its day adds a score bonus.</w:t>
+              <w:t>Net-worth goals and target days: Comfortable $1,000 by day 10, Wealthy $5,000 by day 16, Tycoon $10,000 by day 20. Reaching one by its day adds a score bonus.</w:t>
             </w:r>
           </w:p>
         </w:tc>
@@ -1330,7 +1330,7 @@
           <w:p>
             <w:pPr/>
             <w:r>
-              <w:t xml:space="preserve">15</w:t>
+              <w:t xml:space="preserve">20</w:t>
             </w:r>
           </w:p>
         </w:tc>
@@ -1790,7 +1790,7 @@
           <w:p>
             <w:pPr/>
             <w:r>
-              <w:t xml:space="preserve">8, 12, 15</w:t>
+              <w:t xml:space="preserve">10, 16, 20</w:t>
             </w:r>
           </w:p>
         </w:tc>
@@ -1917,7 +1917,7 @@
           <w:p>
             <w:pPr/>
             <w:r>
-              <w:t>events: storyline, fromDay and toDay</w:t>
+              <w:t>events: storyline, fromDay and daysBeforeEnd</w:t>
             </w:r>
           </w:p>
         </w:tc>
@@ -1928,7 +1928,7 @@
           <w:p>
             <w:pPr/>
             <w:r>
-              <w:t>2 and 8</w:t>
+              <w:t>3 and 3</w:t>
             </w:r>
           </w:p>
         </w:tc>
@@ -1939,7 +1939,7 @@
           <w:p>
             <w:pPr/>
             <w:r>
-              <w:t>The storyline starts on a random evening between these days. Every game has one.</w:t>
+              <w:t>The storyline starts on a random evening from day fromDay to daysBeforeEnd days before the game ends (day 3 to 17 in a 20-day game). Every game has exactly one.</w:t>
             </w:r>
           </w:p>
         </w:tc>
@@ -1952,7 +1952,7 @@
           <w:p>
             <w:pPr/>
             <w:r>
-              <w:t>Allow more than one storyline</w:t>
+              <w:t>Keep the storyline and macro shocks apart</w:t>
             </w:r>
           </w:p>
         </w:tc>
@@ -1963,7 +1963,7 @@
           <w:p>
             <w:pPr/>
             <w:r>
-              <w:t>events: storyline, gapDays</w:t>
+              <w:t>events: storylineGap</w:t>
             </w:r>
           </w:p>
         </w:tc>
@@ -1974,7 +1974,7 @@
           <w:p>
             <w:pPr/>
             <w:r>
-              <w:t>15</w:t>
+              <w:t>2</w:t>
             </w:r>
           </w:p>
         </w:tc>
@@ -1985,7 +1985,7 @@
           <w:p>
             <w:pPr/>
             <w:r>
-              <w:t>Days after a storyline ends before another can start. With 15-day games, 15 means one a game.</w:t>
+              <w:t>Clear days between the storyline and a macro shock, before and after it.</w:t>
             </w:r>
           </w:p>
         </w:tc>
@@ -3720,7 +3720,7 @@
     <w:p>
       <w:pPr/>
       <w:r>
-        <w:t xml:space="preserve">As of 24 October 2026, MASTER CONFIG starts around line 713 and ends around line 1342 of DailyGrind\index.html. Use Ctrl+F to search for a part name, such as </w:t>
+        <w:t xml:space="preserve">As of 24 October 2026, MASTER CONFIG starts around line 737 and ends around line 1357 of DailyGrind\index.html. Use Ctrl+F to search for a part name, such as </w:t>
       </w:r>
       <w:r>
         <w:rPr>
@@ -3758,7 +3758,7 @@
     <w:p>
       <w:pPr/>
       <w:r>
-        <w:t>The three difficulty levels are set in a small table in the code, just below MASTER CONFIG (around line 1408 of index.html). They are not in MASTER CONFIG, so edit them there.</w:t>
+        <w:t>The three difficulty levels are set in a small table in the code, just below MASTER CONFIG (around line 1426 of index.html). They are not in MASTER CONFIG, so edit them there.</w:t>
       </w:r>
     </w:p>
     <w:tbl>

--- a/docs/Daily Grind Config Guide.docx
+++ b/docs/Daily Grind Config Guide.docx
@@ -877,7 +877,7 @@
           <w:p>
             <w:pPr/>
             <w:r>
-              <w:t>Which event happens each night: one storyline a game (start window and its gap from macro shocks), the chance of a macro shock, the daily event odds, and how often a news headline is tipped off that morning</w:t>
+              <w:t>Which event happens each night: one global storyline a game (start window and its gap from macro shocks), the chance of a macro shock, the daily event odds, and how often a news headline is tipped off that morning</w:t>
             </w:r>
           </w:p>
         </w:tc>
@@ -889,6 +889,41 @@
             <w:pPr/>
             <w:r>
               <w:t>storyline: fromDay:3, daysBeforeEnd:3; storylineGap:2</w:t>
+            </w:r>
+          </w:p>
+        </w:tc>
+      </w:tr>
+      <w:tr>
+        <w:tc>
+          <w:tcPr>
+            <w:tcW w:w="1225" w:type="dxa"/>
+          </w:tcPr>
+          <w:p>
+            <w:pPr/>
+            <w:r>
+              <w:t xml:space="preserve">industry</w:t>
+            </w:r>
+          </w:p>
+        </w:tc>
+        <w:tc>
+          <w:tcPr>
+            <w:tcW w:w="4920" w:type="dxa"/>
+          </w:tcPr>
+          <w:p>
+            <w:pPr/>
+            <w:r>
+              <w:t xml:space="preserve">Industry-specific storylines: one a game on top of the global storyline, hitting particular jobs. Its start window, length, pay swing, layoff and suspension chances, hiring freezes and the Employment Office rumour.</w:t>
+            </w:r>
+          </w:p>
+        </w:tc>
+        <w:tc>
+          <w:tcPr>
+            <w:tcW w:w="3215" w:type="dxa"/>
+          </w:tcPr>
+          <w:p>
+            <w:pPr/>
+            <w:r>
+              <w:t xml:space="preserve">fromDay:3, daysBeforeEnd:3, days:[5,6], paySwing:[0.2,0.5]</w:t>
             </w:r>
           </w:p>
         </w:tc>
@@ -1952,7 +1987,7 @@
           <w:p>
             <w:pPr/>
             <w:r>
-              <w:t>Keep the storyline and macro shocks apart</w:t>
+              <w:t>Keep the storylines and macro shocks apart</w:t>
             </w:r>
           </w:p>
         </w:tc>
@@ -1985,7 +2020,329 @@
           <w:p>
             <w:pPr/>
             <w:r>
-              <w:t>Clear days between the storyline and a macro shock, before and after it.</w:t>
+              <w:t>Clear days between a macro shock and either storyline (global or industry-specific), before and after it.</w:t>
+            </w:r>
+          </w:p>
+        </w:tc>
+      </w:tr>
+      <w:tr>
+        <w:tc>
+          <w:tcPr>
+            <w:tcW w:w="2175" w:type="dxa"/>
+          </w:tcPr>
+          <w:p>
+            <w:pPr/>
+            <w:r>
+              <w:t xml:space="preserve">Change when the industry-specific storyline starts</w:t>
+            </w:r>
+          </w:p>
+        </w:tc>
+        <w:tc>
+          <w:tcPr>
+            <w:tcW w:w="1864" w:type="dxa"/>
+          </w:tcPr>
+          <w:p>
+            <w:pPr/>
+            <w:r>
+              <w:t xml:space="preserve">industry: fromDay and daysBeforeEnd</w:t>
+            </w:r>
+          </w:p>
+        </w:tc>
+        <w:tc>
+          <w:tcPr>
+            <w:tcW w:w="1621" w:type="dxa"/>
+          </w:tcPr>
+          <w:p>
+            <w:pPr/>
+            <w:r>
+              <w:t xml:space="preserve">3 and 3</w:t>
+            </w:r>
+          </w:p>
+        </w:tc>
+        <w:tc>
+          <w:tcPr>
+            <w:tcW w:w="3700" w:type="dxa"/>
+          </w:tcPr>
+          <w:p>
+            <w:pPr/>
+            <w:r>
+              <w:t xml:space="preserve">It starts on a random evening from day fromDay to daysBeforeEnd days before the game ends (day 3 to 17 in a 20-day game), picked separately from the global storyline.</w:t>
+            </w:r>
+          </w:p>
+        </w:tc>
+      </w:tr>
+      <w:tr>
+        <w:tc>
+          <w:tcPr>
+            <w:tcW w:w="2175" w:type="dxa"/>
+          </w:tcPr>
+          <w:p>
+            <w:pPr/>
+            <w:r>
+              <w:t xml:space="preserve">Make industry-specific storylines longer or shorter</w:t>
+            </w:r>
+          </w:p>
+        </w:tc>
+        <w:tc>
+          <w:tcPr>
+            <w:tcW w:w="1864" w:type="dxa"/>
+          </w:tcPr>
+          <w:p>
+            <w:pPr/>
+            <w:r>
+              <w:t xml:space="preserve">industry: days</w:t>
+            </w:r>
+          </w:p>
+        </w:tc>
+        <w:tc>
+          <w:tcPr>
+            <w:tcW w:w="1621" w:type="dxa"/>
+          </w:tcPr>
+          <w:p>
+            <w:pPr/>
+            <w:r>
+              <w:t xml:space="preserve">[5, 6]</w:t>
+            </w:r>
+          </w:p>
+        </w:tc>
+        <w:tc>
+          <w:tcPr>
+            <w:tcW w:w="3700" w:type="dxa"/>
+          </w:tcPr>
+          <w:p>
+            <w:pPr/>
+            <w:r>
+              <w:t xml:space="preserve">How many nights it runs, over its four phases.</w:t>
+            </w:r>
+          </w:p>
+        </w:tc>
+      </w:tr>
+      <w:tr>
+        <w:tc>
+          <w:tcPr>
+            <w:tcW w:w="2175" w:type="dxa"/>
+          </w:tcPr>
+          <w:p>
+            <w:pPr/>
+            <w:r>
+              <w:t xml:space="preserve">Make job pay swing more or less</w:t>
+            </w:r>
+          </w:p>
+        </w:tc>
+        <w:tc>
+          <w:tcPr>
+            <w:tcW w:w="1864" w:type="dxa"/>
+          </w:tcPr>
+          <w:p>
+            <w:pPr/>
+            <w:r>
+              <w:t xml:space="preserve">industry: paySwing</w:t>
+            </w:r>
+          </w:p>
+        </w:tc>
+        <w:tc>
+          <w:tcPr>
+            <w:tcW w:w="1621" w:type="dxa"/>
+          </w:tcPr>
+          <w:p>
+            <w:pPr/>
+            <w:r>
+              <w:t xml:space="preserve">[0.2, 0.5]</w:t>
+            </w:r>
+          </w:p>
+        </w:tc>
+        <w:tc>
+          <w:tcPr>
+            <w:tcW w:w="3700" w:type="dxa"/>
+          </w:tcPr>
+          <w:p>
+            <w:pPr/>
+            <w:r>
+              <w:t xml:space="preserve">Each game rolls one swing in this range (0.2 = 20%). Each phase moves its roles by the full swing or half of it, up or down.</w:t>
+            </w:r>
+          </w:p>
+        </w:tc>
+      </w:tr>
+      <w:tr>
+        <w:tc>
+          <w:tcPr>
+            <w:tcW w:w="2175" w:type="dxa"/>
+          </w:tcPr>
+          <w:p>
+            <w:pPr/>
+            <w:r>
+              <w:t xml:space="preserve">Make industry layoffs more or less likely</w:t>
+            </w:r>
+          </w:p>
+        </w:tc>
+        <w:tc>
+          <w:tcPr>
+            <w:tcW w:w="1864" w:type="dxa"/>
+          </w:tcPr>
+          <w:p>
+            <w:pPr/>
+            <w:r>
+              <w:t xml:space="preserve">industry: layoffChance</w:t>
+            </w:r>
+          </w:p>
+        </w:tc>
+        <w:tc>
+          <w:tcPr>
+            <w:tcW w:w="1621" w:type="dxa"/>
+          </w:tcPr>
+          <w:p>
+            <w:pPr/>
+            <w:r>
+              <w:t xml:space="preserve">0.06</w:t>
+            </w:r>
+          </w:p>
+        </w:tc>
+        <w:tc>
+          <w:tcPr>
+            <w:tcW w:w="3700" w:type="dxa"/>
+          </w:tcPr>
+          <w:p>
+            <w:pPr/>
+            <w:r>
+              <w:t xml:space="preserve">The nightly chance you lose your job (for good) while it is hit by cuts.</w:t>
+            </w:r>
+          </w:p>
+        </w:tc>
+      </w:tr>
+      <w:tr>
+        <w:tc>
+          <w:tcPr>
+            <w:tcW w:w="2175" w:type="dxa"/>
+          </w:tcPr>
+          <w:p>
+            <w:pPr/>
+            <w:r>
+              <w:t xml:space="preserve">Make industry suspensions more or less likely</w:t>
+            </w:r>
+          </w:p>
+        </w:tc>
+        <w:tc>
+          <w:tcPr>
+            <w:tcW w:w="1864" w:type="dxa"/>
+          </w:tcPr>
+          <w:p>
+            <w:pPr/>
+            <w:r>
+              <w:t xml:space="preserve">industry: suspendChance and suspendDays</w:t>
+            </w:r>
+          </w:p>
+        </w:tc>
+        <w:tc>
+          <w:tcPr>
+            <w:tcW w:w="1621" w:type="dxa"/>
+          </w:tcPr>
+          <w:p>
+            <w:pPr/>
+            <w:r>
+              <w:t xml:space="preserve">0.15 and [1, 3]</w:t>
+            </w:r>
+          </w:p>
+        </w:tc>
+        <w:tc>
+          <w:tcPr>
+            <w:tcW w:w="3700" w:type="dxa"/>
+          </w:tcPr>
+          <w:p>
+            <w:pPr/>
+            <w:r>
+              <w:t xml:space="preserve">If you are not laid off, the nightly chance your workplace suspends work, and for how many days. Your job is kept.</w:t>
+            </w:r>
+          </w:p>
+        </w:tc>
+      </w:tr>
+      <w:tr>
+        <w:tc>
+          <w:tcPr>
+            <w:tcW w:w="2175" w:type="dxa"/>
+          </w:tcPr>
+          <w:p>
+            <w:pPr/>
+            <w:r>
+              <w:t xml:space="preserve">Make hiring freezes stricter</w:t>
+            </w:r>
+          </w:p>
+        </w:tc>
+        <w:tc>
+          <w:tcPr>
+            <w:tcW w:w="1864" w:type="dxa"/>
+          </w:tcPr>
+          <w:p>
+            <w:pPr/>
+            <w:r>
+              <w:t xml:space="preserve">industry: freezeShare</w:t>
+            </w:r>
+          </w:p>
+        </w:tc>
+        <w:tc>
+          <w:tcPr>
+            <w:tcW w:w="1621" w:type="dxa"/>
+          </w:tcPr>
+          <w:p>
+            <w:pPr/>
+            <w:r>
+              <w:t xml:space="preserve">0.8</w:t>
+            </w:r>
+          </w:p>
+        </w:tc>
+        <w:tc>
+          <w:tcPr>
+            <w:tcW w:w="3700" w:type="dxa"/>
+          </w:tcPr>
+          <w:p>
+            <w:pPr/>
+            <w:r>
+              <w:t xml:space="preserve">In a hiring freeze, the chance each affected role has no openings that day (normally 0.25).</w:t>
+            </w:r>
+          </w:p>
+        </w:tc>
+      </w:tr>
+      <w:tr>
+        <w:tc>
+          <w:tcPr>
+            <w:tcW w:w="2175" w:type="dxa"/>
+          </w:tcPr>
+          <w:p>
+            <w:pPr/>
+            <w:r>
+              <w:t xml:space="preserve">Give more warning</w:t>
+            </w:r>
+          </w:p>
+        </w:tc>
+        <w:tc>
+          <w:tcPr>
+            <w:tcW w:w="1864" w:type="dxa"/>
+          </w:tcPr>
+          <w:p>
+            <w:pPr/>
+            <w:r>
+              <w:t xml:space="preserve">industry: rumourDays</w:t>
+            </w:r>
+          </w:p>
+        </w:tc>
+        <w:tc>
+          <w:tcPr>
+            <w:tcW w:w="1621" w:type="dxa"/>
+          </w:tcPr>
+          <w:p>
+            <w:pPr/>
+            <w:r>
+              <w:t xml:space="preserve">1</w:t>
+            </w:r>
+          </w:p>
+        </w:tc>
+        <w:tc>
+          <w:tcPr>
+            <w:tcW w:w="3700" w:type="dxa"/>
+          </w:tcPr>
+          <w:p>
+            <w:pPr/>
+            <w:r>
+              <w:t xml:space="preserve">How many days before it starts the Employment Office shows a rumour. 0 = only on the day itself.</w:t>
             </w:r>
           </w:p>
         </w:tc>
@@ -3720,7 +4077,7 @@
     <w:p>
       <w:pPr/>
       <w:r>
-        <w:t xml:space="preserve">As of 24 October 2026, MASTER CONFIG starts around line 737 and ends around line 1357 of DailyGrind\index.html. Use Ctrl+F to search for a part name, such as </w:t>
+        <w:t xml:space="preserve">As of 24 October 2026, MASTER CONFIG starts around line 738 and ends around line 1368 of DailyGrind\index.html. Use Ctrl+F to search for a part name, such as </w:t>
       </w:r>
       <w:r>
         <w:rPr>
@@ -3758,7 +4115,7 @@
     <w:p>
       <w:pPr/>
       <w:r>
-        <w:t>The three difficulty levels are set in a small table in the code, just below MASTER CONFIG (around line 1426 of index.html). They are not in MASTER CONFIG, so edit them there.</w:t>
+        <w:t>The three difficulty levels are set in a small table in the code, just below MASTER CONFIG (around line 1437 of index.html). They are not in MASTER CONFIG, so edit them there.</w:t>
       </w:r>
     </w:p>
     <w:tbl>

--- a/docs/Daily Grind Config Guide.docx
+++ b/docs/Daily Grind Config Guide.docx
@@ -387,7 +387,7 @@
           <w:p>
             <w:pPr/>
             <w:r>
-              <w:t xml:space="preserve">Outfit prices, how long each one lasts, haggling</w:t>
+              <w:t xml:space="preserve">Outfit prices, how long each one lasts, haggling, used outfits at the Thrift Store</w:t>
             </w:r>
           </w:p>
         </w:tc>
@@ -1573,6 +1573,52 @@
           <w:p>
             <w:pPr/>
             <w:r>
+              <w:t xml:space="preserve">Change used clothes at the Thrift Store</w:t>
+            </w:r>
+          </w:p>
+        </w:tc>
+        <w:tc>
+          <w:tcPr>
+            <w:tcW w:w="1864" w:type="dxa"/>
+          </w:tcPr>
+          <w:p>
+            <w:pPr/>
+            <w:r>
+              <w:t xml:space="preserve">clothes: used, priceShare and days</w:t>
+            </w:r>
+          </w:p>
+        </w:tc>
+        <w:tc>
+          <w:tcPr>
+            <w:tcW w:w="1621" w:type="dxa"/>
+          </w:tcPr>
+          <w:p>
+            <w:pPr/>
+            <w:r>
+              <w:t xml:space="preserve">0.3 and 3</w:t>
+            </w:r>
+          </w:p>
+        </w:tc>
+        <w:tc>
+          <w:tcPr>
+            <w:tcW w:w="3700" w:type="dxa"/>
+          </w:tcPr>
+          <w:p>
+            <w:pPr/>
+            <w:r>
+              <w:t xml:space="preserve">Used Smart Casual and Business Suits cost priceShare of the Clothes Mall price (before the price index) and last this many days.</w:t>
+            </w:r>
+          </w:p>
+        </w:tc>
+      </w:tr>
+      <w:tr>
+        <w:tc>
+          <w:tcPr>
+            <w:tcW w:w="2175" w:type="dxa"/>
+          </w:tcPr>
+          <w:p>
+            <w:pPr/>
+            <w:r>
               <w:t xml:space="preserve">Make meal prep cheaper</w:t>
             </w:r>
           </w:p>
@@ -3321,7 +3367,7 @@
           <w:p>
             <w:pPr/>
             <w:r>
-              <w:t>Change money shame</w:t>
+              <w:t>Change shame</w:t>
             </w:r>
           </w:p>
         </w:tc>
@@ -3355,6 +3401,52 @@
             <w:pPr/>
             <w:r>
               <w:t>Checked when you end the day. Nearly broke (net worth under nearlyBrokeBelow) costs nearlyBrokeHappiness, only from day nearlyBrokeFromDay. In debt (under 0) costs debtHappiness and debtEnergy from day 1.</w:t>
+            </w:r>
+          </w:p>
+        </w:tc>
+      </w:tr>
+      <w:tr>
+        <w:tc>
+          <w:tcPr>
+            <w:tcW w:w="2175" w:type="dxa"/>
+          </w:tcPr>
+          <w:p>
+            <w:pPr/>
+            <w:r>
+              <w:t xml:space="preserve">Change the shame of having no clothes</w:t>
+            </w:r>
+          </w:p>
+        </w:tc>
+        <w:tc>
+          <w:tcPr>
+            <w:tcW w:w="1864" w:type="dxa"/>
+          </w:tcPr>
+          <w:p>
+            <w:pPr/>
+            <w:r>
+              <w:t xml:space="preserve">shame: noClothesHappiness</w:t>
+            </w:r>
+          </w:p>
+        </w:tc>
+        <w:tc>
+          <w:tcPr>
+            <w:tcW w:w="1621" w:type="dxa"/>
+          </w:tcPr>
+          <w:p>
+            <w:pPr/>
+            <w:r>
+              <w:t xml:space="preserve">−5</w:t>
+            </w:r>
+          </w:p>
+        </w:tc>
+        <w:tc>
+          <w:tcPr>
+            <w:tcW w:w="3700" w:type="dxa"/>
+          </w:tcPr>
+          <w:p>
+            <w:pPr/>
+            <w:r>
+              <w:t xml:space="preserve">Happiness each morning you wake up owning no clothes at all. While you have none you also can’t work any shift away from home.</w:t>
             </w:r>
           </w:p>
         </w:tc>
@@ -4077,7 +4169,7 @@
     <w:p>
       <w:pPr/>
       <w:r>
-        <w:t xml:space="preserve">As of 24 October 2026, MASTER CONFIG starts around line 738 and ends around line 1368 of DailyGrind\index.html. Use Ctrl+F to search for a part name, such as </w:t>
+        <w:t xml:space="preserve">As of 24 October 2026, MASTER CONFIG starts around line 738 and ends around line 1372 of DailyGrind\index.html. Use Ctrl+F to search for a part name, such as </w:t>
       </w:r>
       <w:r>
         <w:rPr>
@@ -4115,7 +4207,7 @@
     <w:p>
       <w:pPr/>
       <w:r>
-        <w:t>The three difficulty levels are set in a small table in the code, just below MASTER CONFIG (around line 1437 of index.html). They are not in MASTER CONFIG, so edit them there.</w:t>
+        <w:t>The three difficulty levels are set in a small table in the code, just below MASTER CONFIG (around line 1441 of index.html). They are not in MASTER CONFIG, so edit them there.</w:t>
       </w:r>
     </w:p>
     <w:tbl>

--- a/docs/Daily Grind Config Guide.docx
+++ b/docs/Daily Grind Config Guide.docx
@@ -282,7 +282,7 @@
           <w:p>
             <w:pPr/>
             <w:r>
-              <w:t xml:space="preserve">How investments (ETF, hedge fund, crypto) react to the economy</w:t>
+              <w:t xml:space="preserve">How savings and investments pay and react to the economy: the normal savings rate, each product's expected return, and how market mood moves</w:t>
             </w:r>
           </w:p>
         </w:tc>
@@ -293,7 +293,42 @@
           <w:p>
             <w:pPr/>
             <w:r>
-              <w:t xml:space="preserve">rateHit:1.5</w:t>
+              <w:t xml:space="preserve">rateBase:2</w:t>
+            </w:r>
+          </w:p>
+        </w:tc>
+      </w:tr>
+      <w:tr>
+        <w:tc>
+          <w:tcPr>
+            <w:tcW w:w="1225" w:type="dxa"/>
+          </w:tcPr>
+          <w:p>
+            <w:pPr/>
+            <w:r>
+              <w:t xml:space="preserve">bank</w:t>
+            </w:r>
+          </w:p>
+        </w:tc>
+        <w:tc>
+          <w:tcPr>
+            <w:tcW w:w="4920" w:type="dxa"/>
+          </w:tcPr>
+          <w:p>
+            <w:pPr/>
+            <w:r>
+              <w:t xml:space="preserve">One-day promo deposit offers at the Bank: how often, from which day, rate, length and amounts</w:t>
+            </w:r>
+          </w:p>
+        </w:tc>
+        <w:tc>
+          <w:tcPr>
+            <w:tcW w:w="3215" w:type="dxa"/>
+          </w:tcPr>
+          <w:p>
+            <w:pPr/>
+            <w:r>
+              <w:t xml:space="preserve">offers: chance:0.15</w:t>
             </w:r>
           </w:p>
         </w:tc>
@@ -1619,6 +1654,144 @@
           <w:p>
             <w:pPr/>
             <w:r>
+              <w:t xml:space="preserve">Make savings pay more or less</w:t>
+            </w:r>
+          </w:p>
+        </w:tc>
+        <w:tc>
+          <w:tcPr>
+            <w:tcW w:w="1864" w:type="dxa"/>
+          </w:tcPr>
+          <w:p>
+            <w:pPr/>
+            <w:r>
+              <w:t xml:space="preserve">market: rateBase</w:t>
+            </w:r>
+          </w:p>
+        </w:tc>
+        <w:tc>
+          <w:tcPr>
+            <w:tcW w:w="1621" w:type="dxa"/>
+          </w:tcPr>
+          <w:p>
+            <w:pPr/>
+            <w:r>
+              <w:t xml:space="preserve">2</w:t>
+            </w:r>
+          </w:p>
+        </w:tc>
+        <w:tc>
+          <w:tcPr>
+            <w:tcW w:w="3700" w:type="dxa"/>
+          </w:tcPr>
+          <w:p>
+            <w:pPr/>
+            <w:r>
+              <w:t xml:space="preserve">The normal savings rate (% a day). Interest drifts back to it after news moves it. The fixed deposit pays this × returns.fdOverSavings.</w:t>
+            </w:r>
+          </w:p>
+        </w:tc>
+      </w:tr>
+      <w:tr>
+        <w:tc>
+          <w:tcPr>
+            <w:tcW w:w="2175" w:type="dxa"/>
+          </w:tcPr>
+          <w:p>
+            <w:pPr/>
+            <w:r>
+              <w:t xml:space="preserve">Change investment returns</w:t>
+            </w:r>
+          </w:p>
+        </w:tc>
+        <w:tc>
+          <w:tcPr>
+            <w:tcW w:w="1864" w:type="dxa"/>
+          </w:tcPr>
+          <w:p>
+            <w:pPr/>
+            <w:r>
+              <w:t xml:space="preserve">market: returns</w:t>
+            </w:r>
+          </w:p>
+        </w:tc>
+        <w:tc>
+          <w:tcPr>
+            <w:tcW w:w="1621" w:type="dxa"/>
+          </w:tcPr>
+          <w:p>
+            <w:pPr/>
+            <w:r>
+              <w:t xml:space="preserve">fdOverSavings 1.25; etf 2 / 0.8; hf 3 / 1.6; cry 4 / 3</w:t>
+            </w:r>
+          </w:p>
+        </w:tc>
+        <w:tc>
+          <w:tcPr>
+            <w:tcW w:w="3700" w:type="dxa"/>
+          </w:tcPr>
+          <w:p>
+            <w:pPr/>
+            <w:r>
+              <w:t xml:space="preserve">Expected daily return (%) = base + mood × market mood for the ETF, hedge fund and crypto; the fixed deposit pays the savings rate × fdOverSavings. Daily swings are set in the code (VOL).</w:t>
+            </w:r>
+          </w:p>
+        </w:tc>
+      </w:tr>
+      <w:tr>
+        <w:tc>
+          <w:tcPr>
+            <w:tcW w:w="2175" w:type="dxa"/>
+          </w:tcPr>
+          <w:p>
+            <w:pPr/>
+            <w:r>
+              <w:t xml:space="preserve">Change bank offers</w:t>
+            </w:r>
+          </w:p>
+        </w:tc>
+        <w:tc>
+          <w:tcPr>
+            <w:tcW w:w="1864" w:type="dxa"/>
+          </w:tcPr>
+          <w:p>
+            <w:pPr/>
+            <w:r>
+              <w:t xml:space="preserve">bank: offers</w:t>
+            </w:r>
+          </w:p>
+        </w:tc>
+        <w:tc>
+          <w:tcPr>
+            <w:tcW w:w="1621" w:type="dxa"/>
+          </w:tcPr>
+          <w:p>
+            <w:pPr/>
+            <w:r>
+              <w:t xml:space="preserve">chance 0.15, fromDay 3, rate [3, 3.5], days 3, min 300, max 1000</w:t>
+            </w:r>
+          </w:p>
+        </w:tc>
+        <w:tc>
+          <w:tcPr>
+            <w:tcW w:w="3700" w:type="dxa"/>
+          </w:tcPr>
+          <w:p>
+            <w:pPr/>
+            <w:r>
+              <w:t xml:space="preserve">Each morning from fromDay, the chance of a one-day promo deposit offer, its rate range (% a day), how many days it is locked, and the amounts allowed. 0 chance turns offers off. Keep the rate below the cheapest loan.</w:t>
+            </w:r>
+          </w:p>
+        </w:tc>
+      </w:tr>
+      <w:tr>
+        <w:tc>
+          <w:tcPr>
+            <w:tcW w:w="2175" w:type="dxa"/>
+          </w:tcPr>
+          <w:p>
+            <w:pPr/>
+            <w:r>
               <w:t xml:space="preserve">Make meal prep cheaper</w:t>
             </w:r>
           </w:p>
@@ -4169,7 +4342,7 @@
     <w:p>
       <w:pPr/>
       <w:r>
-        <w:t xml:space="preserve">As of 24 October 2026, MASTER CONFIG starts around line 738 and ends around line 1372 of DailyGrind\index.html. Use Ctrl+F to search for a part name, such as </w:t>
+        <w:t xml:space="preserve">As of 24 October 2026, MASTER CONFIG starts around line 740 and ends around line 1384 of DailyGrind\index.html. Use Ctrl+F to search for a part name, such as </w:t>
       </w:r>
       <w:r>
         <w:rPr>
@@ -4207,7 +4380,7 @@
     <w:p>
       <w:pPr/>
       <w:r>
-        <w:t>The three difficulty levels are set in a small table in the code, just below MASTER CONFIG (around line 1441 of index.html). They are not in MASTER CONFIG, so edit them there.</w:t>
+        <w:t>The three difficulty levels are set in a small table in the code, just below MASTER CONFIG (around line 1453 of index.html). They are not in MASTER CONFIG, so edit them there.</w:t>
       </w:r>
     </w:p>
     <w:tbl>

--- a/docs/Daily Grind Config Guide.docx
+++ b/docs/Daily Grind Config Guide.docx
@@ -784,6 +784,41 @@
             <w:pPr/>
             <w:r>
               <w:t xml:space="preserve">ticketCost:10</w:t>
+            </w:r>
+          </w:p>
+        </w:tc>
+      </w:tr>
+      <w:tr>
+        <w:tc>
+          <w:tcPr>
+            <w:tcW w:w="1225" w:type="dxa"/>
+          </w:tcPr>
+          <w:p>
+            <w:pPr/>
+            <w:r>
+              <w:t xml:space="preserve">community</w:t>
+            </w:r>
+          </w:p>
+        </w:tc>
+        <w:tc>
+          <w:tcPr>
+            <w:tcW w:w="4920" w:type="dxa"/>
+          </w:tcPr>
+          <w:p>
+            <w:pPr/>
+            <w:r>
+              <w:t xml:space="preserve">Community Centre activities (night out, karaoke, volunteering) and the friend’s job tip they can give</w:t>
+            </w:r>
+          </w:p>
+        </w:tc>
+        <w:tc>
+          <w:tcPr>
+            <w:tcW w:w="3215" w:type="dxa"/>
+          </w:tcPr>
+          <w:p>
+            <w:pPr/>
+            <w:r>
+              <w:t xml:space="preserve">nightOut: cost:25, happiness:15</w:t>
             </w:r>
           </w:p>
         </w:tc>
@@ -3448,6 +3483,98 @@
           <w:p>
             <w:pPr/>
             <w:r>
+              <w:t xml:space="preserve">Change the Community Centre activities</w:t>
+            </w:r>
+          </w:p>
+        </w:tc>
+        <w:tc>
+          <w:tcPr>
+            <w:tcW w:w="1864" w:type="dxa"/>
+          </w:tcPr>
+          <w:p>
+            <w:pPr/>
+            <w:r>
+              <w:t xml:space="preserve">community: nightOut, karaoke, volunteer</w:t>
+            </w:r>
+          </w:p>
+        </w:tc>
+        <w:tc>
+          <w:tcPr>
+            <w:tcW w:w="1621" w:type="dxa"/>
+          </w:tcPr>
+          <w:p>
+            <w:pPr/>
+            <w:r>
+              <w:t xml:space="preserve">see right</w:t>
+            </w:r>
+          </w:p>
+        </w:tc>
+        <w:tc>
+          <w:tcPr>
+            <w:tcW w:w="3700" w:type="dxa"/>
+          </w:tcPr>
+          <w:p>
+            <w:pPr/>
+            <w:r>
+              <w:t xml:space="preserve">Each: cost ($, before the price index), minutes, energy, happiness, knowledge, perDay (times a day) and tipChance (the chance of a friend’s job tip).</w:t>
+            </w:r>
+          </w:p>
+        </w:tc>
+      </w:tr>
+      <w:tr>
+        <w:tc>
+          <w:tcPr>
+            <w:tcW w:w="2175" w:type="dxa"/>
+          </w:tcPr>
+          <w:p>
+            <w:pPr/>
+            <w:r>
+              <w:t xml:space="preserve">Change the friend’s job tip</w:t>
+            </w:r>
+          </w:p>
+        </w:tc>
+        <w:tc>
+          <w:tcPr>
+            <w:tcW w:w="1864" w:type="dxa"/>
+          </w:tcPr>
+          <w:p>
+            <w:pPr/>
+            <w:r>
+              <w:t xml:space="preserve">community: tip, days and passBonus</w:t>
+            </w:r>
+          </w:p>
+        </w:tc>
+        <w:tc>
+          <w:tcPr>
+            <w:tcW w:w="1621" w:type="dxa"/>
+          </w:tcPr>
+          <w:p>
+            <w:pPr/>
+            <w:r>
+              <w:t xml:space="preserve">3 and 0.3</w:t>
+            </w:r>
+          </w:p>
+        </w:tc>
+        <w:tc>
+          <w:tcPr>
+            <w:tcW w:w="3700" w:type="dxa"/>
+          </w:tcPr>
+          <w:p>
+            <w:pPr/>
+            <w:r>
+              <w:t xml:space="preserve">How many days a tip lasts (counting today), and how much it adds to the next interview’s pass chance (it also skips “no openings”).</w:t>
+            </w:r>
+          </w:p>
+        </w:tc>
+      </w:tr>
+      <w:tr>
+        <w:tc>
+          <w:tcPr>
+            <w:tcW w:w="2175" w:type="dxa"/>
+          </w:tcPr>
+          <w:p>
+            <w:pPr/>
+            <w:r>
               <w:t>Change coffee and cake</w:t>
             </w:r>
           </w:p>
@@ -4342,7 +4469,7 @@
     <w:p>
       <w:pPr/>
       <w:r>
-        <w:t xml:space="preserve">As of 24 October 2026, MASTER CONFIG starts around line 740 and ends around line 1384 of DailyGrind\index.html. Use Ctrl+F to search for a part name, such as </w:t>
+        <w:t xml:space="preserve">As of 24 October 2026, MASTER CONFIG starts around line 741 and ends around line 1395 of DailyGrind\index.html. Use Ctrl+F to search for a part name, such as </w:t>
       </w:r>
       <w:r>
         <w:rPr>
@@ -4380,7 +4507,7 @@
     <w:p>
       <w:pPr/>
       <w:r>
-        <w:t>The three difficulty levels are set in a small table in the code, just below MASTER CONFIG (around line 1453 of index.html). They are not in MASTER CONFIG, so edit them there.</w:t>
+        <w:t>The three difficulty levels are set in a small table in the code, just below MASTER CONFIG (around line 1464 of index.html). They are not in MASTER CONFIG, so edit them there.</w:t>
       </w:r>
     </w:p>
     <w:tbl>

--- a/docs/Daily Grind Config Guide.docx
+++ b/docs/Daily Grind Config Guide.docx
@@ -387,7 +387,7 @@
           <w:p>
             <w:pPr/>
             <w:r>
-              <w:t>Length of the day, walking, rent every 5 days, game length of 20 days, shift length by pay, how long actions take</w:t>
+              <w:t>Length of the day, walking, rent every 5 days, game length of 20 days (30 with AI rivals), shift length by pay, how long actions take</w:t>
             </w:r>
           </w:p>
         </w:tc>
@@ -398,7 +398,7 @@
           <w:p>
             <w:pPr/>
             <w:r>
-              <w:t xml:space="preserve">gameDays:15</w:t>
+              <w:t xml:space="preserve">gameDays:20</w:t>
             </w:r>
           </w:p>
         </w:tc>
@@ -819,6 +819,41 @@
             <w:pPr/>
             <w:r>
               <w:t xml:space="preserve">nightOut: cost:25, happiness:15</w:t>
+            </w:r>
+          </w:p>
+        </w:tc>
+      </w:tr>
+      <w:tr>
+        <w:tc>
+          <w:tcPr>
+            <w:tcW w:w="1225" w:type="dxa"/>
+          </w:tcPr>
+          <w:p>
+            <w:pPr/>
+            <w:r>
+              <w:t xml:space="preserve">rivals</w:t>
+            </w:r>
+          </w:p>
+        </w:tc>
+        <w:tc>
+          <w:tcPr>
+            <w:tcW w:w="4920" w:type="dxa"/>
+          </w:tcPr>
+          <w:p>
+            <w:pPr/>
+            <w:r>
+              <w:t xml:space="preserve">A game with AI rivals: its length, how many industry-specific storylines it has, the rivals’ names, and how easy, medium and expert rivals play</w:t>
+            </w:r>
+          </w:p>
+        </w:tc>
+        <w:tc>
+          <w:tcPr>
+            <w:tcW w:w="3215" w:type="dxa"/>
+          </w:tcPr>
+          <w:p>
+            <w:pPr/>
+            <w:r>
+              <w:t xml:space="preserve">gameDays:30</w:t>
             </w:r>
           </w:p>
         </w:tc>
@@ -1446,7 +1481,7 @@
           <w:p>
             <w:pPr/>
             <w:r>
-              <w:t xml:space="preserve">More days means a longer game.</w:t>
+              <w:t xml:space="preserve">More days means a longer single game. A game with AI rivals uses rivals: gameDays instead. Rank target days stretch with the length.</w:t>
             </w:r>
           </w:p>
         </w:tc>
@@ -3563,6 +3598,236 @@
             <w:pPr/>
             <w:r>
               <w:t xml:space="preserve">How many days a tip lasts (counting today), and how much it adds to the next interview’s pass chance (it also skips “no openings”).</w:t>
+            </w:r>
+          </w:p>
+        </w:tc>
+      </w:tr>
+      <w:tr>
+        <w:tc>
+          <w:tcPr>
+            <w:tcW w:w="2175" w:type="dxa"/>
+          </w:tcPr>
+          <w:p>
+            <w:pPr/>
+            <w:r>
+              <w:t xml:space="preserve">Make a rival game longer or shorter</w:t>
+            </w:r>
+          </w:p>
+        </w:tc>
+        <w:tc>
+          <w:tcPr>
+            <w:tcW w:w="1864" w:type="dxa"/>
+          </w:tcPr>
+          <w:p>
+            <w:pPr/>
+            <w:r>
+              <w:t xml:space="preserve">rivals: gameDays</w:t>
+            </w:r>
+          </w:p>
+        </w:tc>
+        <w:tc>
+          <w:tcPr>
+            <w:tcW w:w="1621" w:type="dxa"/>
+          </w:tcPr>
+          <w:p>
+            <w:pPr/>
+            <w:r>
+              <w:t xml:space="preserve">30</w:t>
+            </w:r>
+          </w:p>
+        </w:tc>
+        <w:tc>
+          <w:tcPr>
+            <w:tcW w:w="3700" w:type="dxa"/>
+          </w:tcPr>
+          <w:p>
+            <w:pPr/>
+            <w:r>
+              <w:t xml:space="preserve">How long a game with AI rivals lasts. Storyline windows and rank target days (15/24/30) follow it. Reaching the top rank does not end a rival game.</w:t>
+            </w:r>
+          </w:p>
+        </w:tc>
+      </w:tr>
+      <w:tr>
+        <w:tc>
+          <w:tcPr>
+            <w:tcW w:w="2175" w:type="dxa"/>
+          </w:tcPr>
+          <w:p>
+            <w:pPr/>
+            <w:r>
+              <w:t xml:space="preserve">Change the industry storylines in a rival game</w:t>
+            </w:r>
+          </w:p>
+        </w:tc>
+        <w:tc>
+          <w:tcPr>
+            <w:tcW w:w="1864" w:type="dxa"/>
+          </w:tcPr>
+          <w:p>
+            <w:pPr/>
+            <w:r>
+              <w:t xml:space="preserve">rivals: industryStorylines and industryGapDays</w:t>
+            </w:r>
+          </w:p>
+        </w:tc>
+        <w:tc>
+          <w:tcPr>
+            <w:tcW w:w="1621" w:type="dxa"/>
+          </w:tcPr>
+          <w:p>
+            <w:pPr/>
+            <w:r>
+              <w:t xml:space="preserve">2 and 5</w:t>
+            </w:r>
+          </w:p>
+        </w:tc>
+        <w:tc>
+          <w:tcPr>
+            <w:tcW w:w="3700" w:type="dxa"/>
+          </w:tcPr>
+          <w:p>
+            <w:pPr/>
+            <w:r>
+              <w:t xml:space="preserve">How many industry-specific storylines a rival game has, and the fewest days between one ending and the next starting.</w:t>
+            </w:r>
+          </w:p>
+        </w:tc>
+      </w:tr>
+      <w:tr>
+        <w:tc>
+          <w:tcPr>
+            <w:tcW w:w="2175" w:type="dxa"/>
+          </w:tcPr>
+          <w:p>
+            <w:pPr/>
+            <w:r>
+              <w:t xml:space="preserve">Make rivals sleep less (busier days)</w:t>
+            </w:r>
+          </w:p>
+        </w:tc>
+        <w:tc>
+          <w:tcPr>
+            <w:tcW w:w="1864" w:type="dxa"/>
+          </w:tcPr>
+          <w:p>
+            <w:pPr/>
+            <w:r>
+              <w:t xml:space="preserve">rivals: dayOverheadMinutes</w:t>
+            </w:r>
+          </w:p>
+        </w:tc>
+        <w:tc>
+          <w:tcPr>
+            <w:tcW w:w="1621" w:type="dxa"/>
+          </w:tcPr>
+          <w:p>
+            <w:pPr/>
+            <w:r>
+              <w:t xml:space="preserve">180</w:t>
+            </w:r>
+          </w:p>
+        </w:tc>
+        <w:tc>
+          <w:tcPr>
+            <w:tcW w:w="3700" w:type="dxa"/>
+          </w:tcPr>
+          <w:p>
+            <w:pPr/>
+            <w:r>
+              <w:t xml:space="preserve">Minutes of each rival’s day spent walking and on errands. More means less sleep, so lower energy and happiness.</w:t>
+            </w:r>
+          </w:p>
+        </w:tc>
+      </w:tr>
+      <w:tr>
+        <w:tc>
+          <w:tcPr>
+            <w:tcW w:w="2175" w:type="dxa"/>
+          </w:tcPr>
+          <w:p>
+            <w:pPr/>
+            <w:r>
+              <w:t xml:space="preserve">Make rivals easier or harder</w:t>
+            </w:r>
+          </w:p>
+        </w:tc>
+        <w:tc>
+          <w:tcPr>
+            <w:tcW w:w="1864" w:type="dxa"/>
+          </w:tcPr>
+          <w:p>
+            <w:pPr/>
+            <w:r>
+              <w:t xml:space="preserve">rivals: levels (easy, medium, expert)</w:t>
+            </w:r>
+          </w:p>
+        </w:tc>
+        <w:tc>
+          <w:tcPr>
+            <w:tcW w:w="1621" w:type="dxa"/>
+          </w:tcPr>
+          <w:p>
+            <w:pPr/>
+            <w:r>
+              <w:t xml:space="preserve">see right</w:t>
+            </w:r>
+          </w:p>
+        </w:tc>
+        <w:tc>
+          <w:tcPr>
+            <w:tcW w:w="3700" w:type="dxa"/>
+          </w:tcPr>
+          <w:p>
+            <w:pPr/>
+            <w:r>
+              <w:t xml:space="preserve">For each level: mistakeChance (a day going wrong), shifts a day, plans (studies for the best reachable job), studyHours and studyChance, applyTries (interviews a day), usesOutlook (judges jobs by today’s pay), bank (none, savings or invest) and moraleAim (happiness it tops up to; social adds the Community Centre).</w:t>
+            </w:r>
+          </w:p>
+        </w:tc>
+      </w:tr>
+      <w:tr>
+        <w:tc>
+          <w:tcPr>
+            <w:tcW w:w="2175" w:type="dxa"/>
+          </w:tcPr>
+          <w:p>
+            <w:pPr/>
+            <w:r>
+              <w:t xml:space="preserve">Rename the rivals</w:t>
+            </w:r>
+          </w:p>
+        </w:tc>
+        <w:tc>
+          <w:tcPr>
+            <w:tcW w:w="1864" w:type="dxa"/>
+          </w:tcPr>
+          <w:p>
+            <w:pPr/>
+            <w:r>
+              <w:t xml:space="preserve">rivals: names and icons</w:t>
+            </w:r>
+          </w:p>
+        </w:tc>
+        <w:tc>
+          <w:tcPr>
+            <w:tcW w:w="1621" w:type="dxa"/>
+          </w:tcPr>
+          <w:p>
+            <w:pPr/>
+            <w:r>
+              <w:t xml:space="preserve">Maya, Leo, Sam</w:t>
+            </w:r>
+          </w:p>
+        </w:tc>
+        <w:tc>
+          <w:tcPr>
+            <w:tcW w:w="3700" w:type="dxa"/>
+          </w:tcPr>
+          <w:p>
+            <w:pPr/>
+            <w:r>
+              <w:t xml:space="preserve">The rivals’ names and icons, in order.</w:t>
             </w:r>
           </w:p>
         </w:tc>
@@ -4469,7 +4734,7 @@
     <w:p>
       <w:pPr/>
       <w:r>
-        <w:t xml:space="preserve">As of 24 October 2026, MASTER CONFIG starts around line 741 and ends around line 1395 of DailyGrind\index.html. Use Ctrl+F to search for a part name, such as </w:t>
+        <w:t xml:space="preserve">As of 24 October 2026, MASTER CONFIG starts around line 762 and ends around line 1437 of DailyGrind\index.html. Use Ctrl+F to search for a part name, such as </w:t>
       </w:r>
       <w:r>
         <w:rPr>
@@ -4507,7 +4772,7 @@
     <w:p>
       <w:pPr/>
       <w:r>
-        <w:t>The three difficulty levels are set in a small table in the code, just below MASTER CONFIG (around line 1464 of index.html). They are not in MASTER CONFIG, so edit them there.</w:t>
+        <w:t>The three difficulty levels are set in a small table in the code, just below MASTER CONFIG (around line 1506 of index.html). They are not in MASTER CONFIG, so edit them there.</w:t>
       </w:r>
     </w:p>
     <w:tbl>

--- a/docs/Daily Grind Config Guide.docx
+++ b/docs/Daily Grind Config Guide.docx
@@ -842,7 +842,7 @@
           <w:p>
             <w:pPr/>
             <w:r>
-              <w:t xml:space="preserve">A game with AI rivals: its length, how many industry-specific storylines it has, the rivals’ names, and how easy, medium and expert rivals play</w:t>
+              <w:t xml:space="preserve">A game with AI rivals: its length, its industry-specific storylines, the rivals’ names, how easy, medium and expert rivals play, and the Life Score that decides who wins</w:t>
             </w:r>
           </w:p>
         </w:tc>
@@ -3840,6 +3840,98 @@
           <w:p>
             <w:pPr/>
             <w:r>
+              <w:t xml:space="preserve">Change how a rival game is scored</w:t>
+            </w:r>
+          </w:p>
+        </w:tc>
+        <w:tc>
+          <w:tcPr>
+            <w:tcW w:w="1864" w:type="dxa"/>
+          </w:tcPr>
+          <w:p>
+            <w:pPr/>
+            <w:r>
+              <w:t xml:space="preserve">rivals: scoring, placePoints</w:t>
+            </w:r>
+          </w:p>
+        </w:tc>
+        <w:tc>
+          <w:tcPr>
+            <w:tcW w:w="1621" w:type="dxa"/>
+          </w:tcPr>
+          <w:p>
+            <w:pPr/>
+            <w:r>
+              <w:t xml:space="preserve">10, 6, 3, 1</w:t>
+            </w:r>
+          </w:p>
+        </w:tc>
+        <w:tc>
+          <w:tcPr>
+            <w:tcW w:w="3700" w:type="dxa"/>
+          </w:tcPr>
+          <w:p>
+            <w:pPr/>
+            <w:r>
+              <w:t xml:space="preserve">Points for 1st, 2nd, 3rd and 4th place in each Life Score category, before the category weight.</w:t>
+            </w:r>
+          </w:p>
+        </w:tc>
+      </w:tr>
+      <w:tr>
+        <w:tc>
+          <w:tcPr>
+            <w:tcW w:w="2175" w:type="dxa"/>
+          </w:tcPr>
+          <w:p>
+            <w:pPr/>
+            <w:r>
+              <w:t xml:space="preserve">Weight or drop a Life Score category</w:t>
+            </w:r>
+          </w:p>
+        </w:tc>
+        <w:tc>
+          <w:tcPr>
+            <w:tcW w:w="1864" w:type="dxa"/>
+          </w:tcPr>
+          <w:p>
+            <w:pPr/>
+            <w:r>
+              <w:t xml:space="preserve">rivals: scoring, categories</w:t>
+            </w:r>
+          </w:p>
+        </w:tc>
+        <w:tc>
+          <w:tcPr>
+            <w:tcW w:w="1621" w:type="dxa"/>
+          </w:tcPr>
+          <w:p>
+            <w:pPr/>
+            <w:r>
+              <w:t xml:space="preserve">wealth ×3, career ×2, happiness ×2, education ×2, health ×1, stability ×1, first ×1</w:t>
+            </w:r>
+          </w:p>
+        </w:tc>
+        <w:tc>
+          <w:tcPr>
+            <w:tcW w:w="3700" w:type="dxa"/>
+          </w:tcPr>
+          <w:p>
+            <w:pPr/>
+            <w:r>
+              <w:t xml:space="preserve">Each category has on (true or false) and weight. Turning one off leaves it out of the score, the table and the Rules.</w:t>
+            </w:r>
+          </w:p>
+        </w:tc>
+      </w:tr>
+      <w:tr>
+        <w:tc>
+          <w:tcPr>
+            <w:tcW w:w="2175" w:type="dxa"/>
+          </w:tcPr>
+          <w:p>
+            <w:pPr/>
+            <w:r>
               <w:t>Change coffee and cake</w:t>
             </w:r>
           </w:p>
@@ -4734,7 +4826,7 @@
     <w:p>
       <w:pPr/>
       <w:r>
-        <w:t xml:space="preserve">As of 24 October 2026, MASTER CONFIG starts around line 762 and ends around line 1437 of DailyGrind\index.html. Use Ctrl+F to search for a part name, such as </w:t>
+        <w:t xml:space="preserve">As of 24 October 2026, MASTER CONFIG starts around line 764 and ends around line 1447 of DailyGrind\index.html. Use Ctrl+F to search for a part name, such as </w:t>
       </w:r>
       <w:r>
         <w:rPr>
@@ -4772,7 +4864,7 @@
     <w:p>
       <w:pPr/>
       <w:r>
-        <w:t>The three difficulty levels are set in a small table in the code, just below MASTER CONFIG (around line 1506 of index.html). They are not in MASTER CONFIG, so edit them there.</w:t>
+        <w:t>The three difficulty levels are set in a small table in the code, just below MASTER CONFIG (around line 1516 of index.html). They are not in MASTER CONFIG, so edit them there.</w:t>
       </w:r>
     </w:p>
     <w:tbl>

--- a/docs/Daily Grind Config Guide.docx
+++ b/docs/Daily Grind Config Guide.docx
@@ -3840,6 +3840,98 @@
           <w:p>
             <w:pPr/>
             <w:r>
+              <w:t xml:space="preserve">Change rivals’ daily ups and downs</w:t>
+            </w:r>
+          </w:p>
+        </w:tc>
+        <w:tc>
+          <w:tcPr>
+            <w:tcW w:w="1864" w:type="dxa"/>
+          </w:tcPr>
+          <w:p>
+            <w:pPr/>
+            <w:r>
+              <w:t xml:space="preserve">rivals: lifeEvents, chance and outcomes</w:t>
+            </w:r>
+          </w:p>
+        </w:tc>
+        <w:tc>
+          <w:tcPr>
+            <w:tcW w:w="1621" w:type="dxa"/>
+          </w:tcPr>
+          <w:p>
+            <w:pPr/>
+            <w:r>
+              <w:t xml:space="preserve">0.6 and a list</w:t>
+            </w:r>
+          </w:p>
+        </w:tc>
+        <w:tc>
+          <w:tcPr>
+            <w:tcW w:w="3700" w:type="dxa"/>
+          </w:tcPr>
+          <w:p>
+            <w:pPr/>
+            <w:r>
+              <w:t xml:space="preserve">Each night, the chance a rival gets one small life event, picked from the outcomes (effect tokens: h happiness, l health, e energy, c cash; 2~6 is a range). Tonight’s storyline chapters, illness and money shame also hit rivals as they hit you.</w:t>
+            </w:r>
+          </w:p>
+        </w:tc>
+      </w:tr>
+      <w:tr>
+        <w:tc>
+          <w:tcPr>
+            <w:tcW w:w="2175" w:type="dxa"/>
+          </w:tcPr>
+          <w:p>
+            <w:pPr/>
+            <w:r>
+              <w:t xml:space="preserve">Change which illnesses rivals catch</w:t>
+            </w:r>
+          </w:p>
+        </w:tc>
+        <w:tc>
+          <w:tcPr>
+            <w:tcW w:w="1864" w:type="dxa"/>
+          </w:tcPr>
+          <w:p>
+            <w:pPr/>
+            <w:r>
+              <w:t xml:space="preserve">rivals: illMix</w:t>
+            </w:r>
+          </w:p>
+        </w:tc>
+        <w:tc>
+          <w:tcPr>
+            <w:tcW w:w="1621" w:type="dxa"/>
+          </w:tcPr>
+          <w:p>
+            <w:pPr/>
+            <w:r>
+              <w:t xml:space="preserve">cold 0.5, flu 0.35, dengue 0.1, pneu 0.05</w:t>
+            </w:r>
+          </w:p>
+        </w:tc>
+        <w:tc>
+          <w:tcPr>
+            <w:tcW w:w="3700" w:type="dxa"/>
+          </w:tcPr>
+          <w:p>
+            <w:pPr/>
+            <w:r>
+              <w:t xml:space="preserve">When a rival falls ill (same nightly chance as yours), the share of each illness. A rival who can afford it pays for treatment.</w:t>
+            </w:r>
+          </w:p>
+        </w:tc>
+      </w:tr>
+      <w:tr>
+        <w:tc>
+          <w:tcPr>
+            <w:tcW w:w="2175" w:type="dxa"/>
+          </w:tcPr>
+          <w:p>
+            <w:pPr/>
+            <w:r>
               <w:t xml:space="preserve">Change how a rival game is scored</w:t>
             </w:r>
           </w:p>
@@ -4826,7 +4918,7 @@
     <w:p>
       <w:pPr/>
       <w:r>
-        <w:t xml:space="preserve">As of 24 October 2026, MASTER CONFIG starts around line 764 and ends around line 1447 of DailyGrind\index.html. Use Ctrl+F to search for a part name, such as </w:t>
+        <w:t xml:space="preserve">As of 24 October 2026, MASTER CONFIG starts around line 764 and ends around line 1453 of DailyGrind\index.html. Use Ctrl+F to search for a part name, such as </w:t>
       </w:r>
       <w:r>
         <w:rPr>
@@ -4864,7 +4956,7 @@
     <w:p>
       <w:pPr/>
       <w:r>
-        <w:t>The three difficulty levels are set in a small table in the code, just below MASTER CONFIG (around line 1516 of index.html). They are not in MASTER CONFIG, so edit them there.</w:t>
+        <w:t>The three difficulty levels are set in a small table in the code, just below MASTER CONFIG (around line 1522 of index.html). They are not in MASTER CONFIG, so edit them there.</w:t>
       </w:r>
     </w:p>
     <w:tbl>

--- a/docs/Daily Grind Config Guide.docx
+++ b/docs/Daily Grind Config Guide.docx
@@ -3840,6 +3840,52 @@
           <w:p>
             <w:pPr/>
             <w:r>
+              <w:t xml:space="preserve">Change the job race</w:t>
+            </w:r>
+          </w:p>
+        </w:tc>
+        <w:tc>
+          <w:tcPr>
+            <w:tcW w:w="1864" w:type="dxa"/>
+          </w:tcPr>
+          <w:p>
+            <w:pPr/>
+            <w:r>
+              <w:t xml:space="preserve">rivals: jobRace, chance, maxPerGame and levels</w:t>
+            </w:r>
+          </w:p>
+        </w:tc>
+        <w:tc>
+          <w:tcPr>
+            <w:tcW w:w="1621" w:type="dxa"/>
+          </w:tcPr>
+          <w:p>
+            <w:pPr/>
+            <w:r>
+              <w:t xml:space="preserve">0.5, 3, medium and expert</w:t>
+            </w:r>
+          </w:p>
+        </w:tc>
+        <w:tc>
+          <w:tcPr>
+            <w:tcW w:w="3700" w:type="dxa"/>
+          </w:tcPr>
+          <w:p>
+            <w:pPr/>
+            <w:r>
+              <w:t xml:space="preserve">When a rival of these levels gets a job, the chance it took the last opening, so that role has no openings for you the next day. At most maxPerGame times a game. chance 0 turns it off.</w:t>
+            </w:r>
+          </w:p>
+        </w:tc>
+      </w:tr>
+      <w:tr>
+        <w:tc>
+          <w:tcPr>
+            <w:tcW w:w="2175" w:type="dxa"/>
+          </w:tcPr>
+          <w:p>
+            <w:pPr/>
+            <w:r>
               <w:t xml:space="preserve">Change rivals’ daily ups and downs</w:t>
             </w:r>
           </w:p>
@@ -4918,7 +4964,7 @@
     <w:p>
       <w:pPr/>
       <w:r>
-        <w:t xml:space="preserve">As of 24 October 2026, MASTER CONFIG starts around line 764 and ends around line 1453 of DailyGrind\index.html. Use Ctrl+F to search for a part name, such as </w:t>
+        <w:t xml:space="preserve">As of 24 October 2026, MASTER CONFIG starts around line 764 and ends around line 1456 of DailyGrind\index.html. Use Ctrl+F to search for a part name, such as </w:t>
       </w:r>
       <w:r>
         <w:rPr>
@@ -4956,7 +5002,7 @@
     <w:p>
       <w:pPr/>
       <w:r>
-        <w:t>The three difficulty levels are set in a small table in the code, just below MASTER CONFIG (around line 1522 of index.html). They are not in MASTER CONFIG, so edit them there.</w:t>
+        <w:t>The three difficulty levels are set in a small table in the code, just below MASTER CONFIG (around line 1525 of index.html). They are not in MASTER CONFIG, so edit them there.</w:t>
       </w:r>
     </w:p>
     <w:tbl>

--- a/docs/Daily Grind Config Guide.docx
+++ b/docs/Daily Grind Config Guide.docx
@@ -3781,7 +3781,7 @@
           <w:p>
             <w:pPr/>
             <w:r>
-              <w:t xml:space="preserve">For each level: mistakeChance (a day going wrong), shifts a day, plans (studies for the best reachable job), studyHours and studyChance, applyTries (interviews a day), usesOutlook (judges jobs by today’s pay), bank (none, savings or invest) and moraleAim (happiness it tops up to; social adds the Community Centre).</w:t>
+              <w:t xml:space="preserve">For each level: mistakeChance (a day going wrong), shifts a day (2.25 = a third shift on about one day in four), plans (studies for the best reachable job), studyHours and studyChance, applyTries (interviews a day), usesOutlook (judges jobs by today’s pay), bank (none, savings or invest) and moraleAim (happiness it tops up to; social adds the Community Centre).</w:t>
             </w:r>
           </w:p>
         </w:tc>

--- a/docs/Daily Grind Config Guide.docx
+++ b/docs/Daily Grind Config Guide.docx
@@ -3840,6 +3840,190 @@
           <w:p>
             <w:pPr/>
             <w:r>
+              <w:t xml:space="preserve">Change how relationships with rivals build</w:t>
+            </w:r>
+          </w:p>
+        </w:tc>
+        <w:tc>
+          <w:tcPr>
+            <w:tcW w:w="1864" w:type="dxa"/>
+          </w:tcPr>
+          <w:p>
+            <w:pPr/>
+            <w:r>
+              <w:t xml:space="preserve">rivals: social, chat, hello, ignore, congratulate</w:t>
+            </w:r>
+          </w:p>
+        </w:tc>
+        <w:tc>
+          <w:tcPr>
+            <w:tcW w:w="1621" w:type="dxa"/>
+          </w:tcPr>
+          <w:p>
+            <w:pPr/>
+            <w:r>
+              <w:t xml:space="preserve">30 min +8, 10 min +3, −3, 15 min +6</w:t>
+            </w:r>
+          </w:p>
+        </w:tc>
+        <w:tc>
+          <w:tcPr>
+            <w:tcW w:w="3700" w:type="dxa"/>
+          </w:tcPr>
+          <w:p>
+            <w:pPr/>
+            <w:r>
+              <w:t xml:space="preserve">Time, happiness and relationship change for each way of building a relationship. Building one always costs time; ignoring is free.</w:t>
+            </w:r>
+          </w:p>
+        </w:tc>
+      </w:tr>
+      <w:tr>
+        <w:tc>
+          <w:tcPr>
+            <w:tcW w:w="2175" w:type="dxa"/>
+          </w:tcPr>
+          <w:p>
+            <w:pPr/>
+            <w:r>
+              <w:t xml:space="preserve">Change rival calls</w:t>
+            </w:r>
+          </w:p>
+        </w:tc>
+        <w:tc>
+          <w:tcPr>
+            <w:tcW w:w="1864" w:type="dxa"/>
+          </w:tcPr>
+          <w:p>
+            <w:pPr/>
+            <w:r>
+              <w:t xml:space="preserve">rivals: social, call</w:t>
+            </w:r>
+          </w:p>
+        </w:tc>
+        <w:tc>
+          <w:tcPr>
+            <w:tcW w:w="1621" w:type="dxa"/>
+          </w:tcPr>
+          <w:p>
+            <w:pPr/>
+            <w:r>
+              <w:t xml:space="preserve">30 min, +1 happiness, roll −1/0/+1/+2</w:t>
+            </w:r>
+          </w:p>
+        </w:tc>
+        <w:tc>
+          <w:tcPr>
+            <w:tcW w:w="3700" w:type="dxa"/>
+          </w:tcPr>
+          <w:p>
+            <w:pPr/>
+            <w:r>
+              <w:t xml:space="preserve">Calls by phone (one rival or a group); calls from home use the family call’s time and happiness. roll is a list of [change, chance] for each rival on a call.</w:t>
+            </w:r>
+          </w:p>
+        </w:tc>
+      </w:tr>
+      <w:tr>
+        <w:tc>
+          <w:tcPr>
+            <w:tcW w:w="2175" w:type="dxa"/>
+          </w:tcPr>
+          <w:p>
+            <w:pPr/>
+            <w:r>
+              <w:t xml:space="preserve">Make feuds harder or easier to mend</w:t>
+            </w:r>
+          </w:p>
+        </w:tc>
+        <w:tc>
+          <w:tcPr>
+            <w:tcW w:w="1864" w:type="dxa"/>
+          </w:tcPr>
+          <w:p>
+            <w:pPr/>
+            <w:r>
+              <w:t xml:space="preserve">rivals: social, tension</w:t>
+            </w:r>
+          </w:p>
+        </w:tc>
+        <w:tc>
+          <w:tcPr>
+            <w:tcW w:w="1621" w:type="dxa"/>
+          </w:tcPr>
+          <w:p>
+            <w:pPr/>
+            <w:r>
+              <w:t xml:space="preserve">per 0.01, max 0.6</w:t>
+            </w:r>
+          </w:p>
+        </w:tc>
+        <w:tc>
+          <w:tcPr>
+            <w:tcW w:w="3700" w:type="dxa"/>
+          </w:tcPr>
+          <w:p>
+            <w:pPr/>
+            <w:r>
+              <w:t xml:space="preserve">Below 0, the chance a relationship gain backfires into a loss: per point below zero, up to max.</w:t>
+            </w:r>
+          </w:p>
+        </w:tc>
+      </w:tr>
+      <w:tr>
+        <w:tc>
+          <w:tcPr>
+            <w:tcW w:w="2175" w:type="dxa"/>
+          </w:tcPr>
+          <w:p>
+            <w:pPr/>
+            <w:r>
+              <w:t xml:space="preserve">Change what friends and enemies do</w:t>
+            </w:r>
+          </w:p>
+        </w:tc>
+        <w:tc>
+          <w:tcPr>
+            <w:tcW w:w="1864" w:type="dxa"/>
+          </w:tcPr>
+          <w:p>
+            <w:pPr/>
+            <w:r>
+              <w:t xml:space="preserve">rivals: social, friendAt, enemyAt, friendTipChance, enemyRaceBonus, racedRel, encounterChance</w:t>
+            </w:r>
+          </w:p>
+        </w:tc>
+        <w:tc>
+          <w:tcPr>
+            <w:tcW w:w="1621" w:type="dxa"/>
+          </w:tcPr>
+          <w:p>
+            <w:pPr/>
+            <w:r>
+              <w:t xml:space="preserve">40, −40, 0.15, 0.25, −10, 0.35</w:t>
+            </w:r>
+          </w:p>
+        </w:tc>
+        <w:tc>
+          <w:tcPr>
+            <w:tcW w:w="3700" w:type="dxa"/>
+          </w:tcPr>
+          <w:p>
+            <w:pPr/>
+            <w:r>
+              <w:t xml:space="preserve">The relationship needed for friend or enemy, a friend’s chance of a morning job tip, how much harder enemies race you, what a lost race costs them with you, and the chance of meeting a rival where they spend their days.</w:t>
+            </w:r>
+          </w:p>
+        </w:tc>
+      </w:tr>
+      <w:tr>
+        <w:tc>
+          <w:tcPr>
+            <w:tcW w:w="2175" w:type="dxa"/>
+          </w:tcPr>
+          <w:p>
+            <w:pPr/>
+            <w:r>
               <w:t xml:space="preserve">Change the job race</w:t>
             </w:r>
           </w:p>
@@ -4964,7 +5148,7 @@
     <w:p>
       <w:pPr/>
       <w:r>
-        <w:t xml:space="preserve">As of 24 October 2026, MASTER CONFIG starts around line 764 and ends around line 1456 of DailyGrind\index.html. Use Ctrl+F to search for a part name, such as </w:t>
+        <w:t xml:space="preserve">As of 24 October 2026, MASTER CONFIG starts around line 764 and ends around line 1468 of DailyGrind\index.html. Use Ctrl+F to search for a part name, such as </w:t>
       </w:r>
       <w:r>
         <w:rPr>
@@ -5002,7 +5186,7 @@
     <w:p>
       <w:pPr/>
       <w:r>
-        <w:t>The three difficulty levels are set in a small table in the code, just below MASTER CONFIG (around line 1525 of index.html). They are not in MASTER CONFIG, so edit them there.</w:t>
+        <w:t>The three difficulty levels are set in a small table in the code, just below MASTER CONFIG (around line 1537 of index.html). They are not in MASTER CONFIG, so edit them there.</w:t>
       </w:r>
     </w:p>
     <w:tbl>

--- a/docs/Daily Grind Config Guide.docx
+++ b/docs/Daily Grind Config Guide.docx
@@ -3978,6 +3978,52 @@
           <w:p>
             <w:pPr/>
             <w:r>
+              <w:t xml:space="preserve">Change what an argument with a rival costs you</w:t>
+            </w:r>
+          </w:p>
+        </w:tc>
+        <w:tc>
+          <w:tcPr>
+            <w:tcW w:w="1864" w:type="dxa"/>
+          </w:tcPr>
+          <w:p>
+            <w:pPr/>
+            <w:r>
+              <w:t xml:space="preserve">rivals: social, argument</w:t>
+            </w:r>
+          </w:p>
+        </w:tc>
+        <w:tc>
+          <w:tcPr>
+            <w:tcW w:w="1621" w:type="dxa"/>
+          </w:tcPr>
+          <w:p>
+            <w:pPr/>
+            <w:r>
+              <w:t xml:space="preserve">happiness −2</w:t>
+            </w:r>
+          </w:p>
+        </w:tc>
+        <w:tc>
+          <w:tcPr>
+            <w:tcW w:w="3700" w:type="dxa"/>
+          </w:tcPr>
+          <w:p>
+            <w:pPr/>
+            <w:r>
+              <w:t xml:space="preserve">Happiness lost for each rival you argue with: a call that lands on −1, or any interaction that backfires through tension. Comes on top of the action’s own happiness. 0 turns it off.</w:t>
+            </w:r>
+          </w:p>
+        </w:tc>
+      </w:tr>
+      <w:tr>
+        <w:tc>
+          <w:tcPr>
+            <w:tcW w:w="2175" w:type="dxa"/>
+          </w:tcPr>
+          <w:p>
+            <w:pPr/>
+            <w:r>
               <w:t xml:space="preserve">Change what friends and enemies do</w:t>
             </w:r>
           </w:p>
@@ -5148,7 +5194,7 @@
     <w:p>
       <w:pPr/>
       <w:r>
-        <w:t xml:space="preserve">As of 24 October 2026, MASTER CONFIG starts around line 764 and ends around line 1468 of DailyGrind\index.html. Use Ctrl+F to search for a part name, such as </w:t>
+        <w:t xml:space="preserve">As of 24 October 2026, MASTER CONFIG starts around line 764 and ends around line 1469 of DailyGrind\index.html. Use Ctrl+F to search for a part name, such as </w:t>
       </w:r>
       <w:r>
         <w:rPr>
@@ -5186,7 +5232,7 @@
     <w:p>
       <w:pPr/>
       <w:r>
-        <w:t>The three difficulty levels are set in a small table in the code, just below MASTER CONFIG (around line 1537 of index.html). They are not in MASTER CONFIG, so edit them there.</w:t>
+        <w:t>The three difficulty levels are set in a small table in the code, just below MASTER CONFIG (around line 1538 of index.html). They are not in MASTER CONFIG, so edit them there.</w:t>
       </w:r>
     </w:p>
     <w:tbl>

--- a/docs/Daily Grind Config Guide.docx
+++ b/docs/Daily Grind Config Guide.docx
@@ -4024,6 +4024,282 @@
           <w:p>
             <w:pPr/>
             <w:r>
+              <w:t xml:space="preserve">Change how often rivals message you</w:t>
+            </w:r>
+          </w:p>
+        </w:tc>
+        <w:tc>
+          <w:tcPr>
+            <w:tcW w:w="1864" w:type="dxa"/>
+          </w:tcPr>
+          <w:p>
+            <w:pPr/>
+            <w:r>
+              <w:t xml:space="preserve">rivals: money, messageChance, firstDay, messageDays, replyMinutes, noMinutes</w:t>
+            </w:r>
+          </w:p>
+        </w:tc>
+        <w:tc>
+          <w:tcPr>
+            <w:tcW w:w="1621" w:type="dxa"/>
+          </w:tcPr>
+          <w:p>
+            <w:pPr/>
+            <w:r>
+              <w:t xml:space="preserve">0.35, 2, 2, 10, 5</w:t>
+            </w:r>
+          </w:p>
+        </w:tc>
+        <w:tc>
+          <w:tcPr>
+            <w:tcW w:w="3700" w:type="dxa"/>
+          </w:tcPr>
+          <w:p>
+            <w:pPr/>
+            <w:r>
+              <w:t xml:space="preserve">The chance a rival messages you each night (one a night at most), from the end of which day, how many days a message lasts, and the minutes to answer (or to say no) in the Messages app.</w:t>
+            </w:r>
+          </w:p>
+        </w:tc>
+      </w:tr>
+      <w:tr>
+        <w:tc>
+          <w:tcPr>
+            <w:tcW w:w="2175" w:type="dxa"/>
+          </w:tcPr>
+          <w:p>
+            <w:pPr/>
+            <w:r>
+              <w:t xml:space="preserve">Change loans you give rivals</w:t>
+            </w:r>
+          </w:p>
+        </w:tc>
+        <w:tc>
+          <w:tcPr>
+            <w:tcW w:w="1864" w:type="dxa"/>
+          </w:tcPr>
+          <w:p>
+            <w:pPr/>
+            <w:r>
+              <w:t xml:space="preserve">rivals: money, loan, min, max, interest, days, lendRel, refuseRel, repay</w:t>
+            </w:r>
+          </w:p>
+        </w:tc>
+        <w:tc>
+          <w:tcPr>
+            <w:tcW w:w="1621" w:type="dxa"/>
+          </w:tcPr>
+          <w:p>
+            <w:pPr/>
+            <w:r>
+              <w:t xml:space="preserve">$60–$150, 10%, 3 days, +6, −3, 85% (medium)</w:t>
+            </w:r>
+          </w:p>
+        </w:tc>
+        <w:tc>
+          <w:tcPr>
+            <w:tcW w:w="3700" w:type="dxa"/>
+          </w:tcPr>
+          <w:p>
+            <w:pPr/>
+            <w:r>
+              <w:t xml:space="preserve">What rivals ask to borrow, the interest and days until it is due, the relationship change for lending or saying no, and each level’s chance of paying on the due morning (friendMod/enemyMod adjust it).</w:t>
+            </w:r>
+          </w:p>
+        </w:tc>
+      </w:tr>
+      <w:tr>
+        <w:tc>
+          <w:tcPr>
+            <w:tcW w:w="2175" w:type="dxa"/>
+          </w:tcPr>
+          <w:p>
+            <w:pPr/>
+            <w:r>
+              <w:t xml:space="preserve">Change what happens when a rival doesn’t pay</w:t>
+            </w:r>
+          </w:p>
+        </w:tc>
+        <w:tc>
+          <w:tcPr>
+            <w:tcW w:w="1864" w:type="dxa"/>
+          </w:tcPr>
+          <w:p>
+            <w:pPr/>
+            <w:r>
+              <w:t xml:space="preserve">rivals: money, loan, lateDays, rivalDefaultRel, rivalDefaultHappiness</w:t>
+            </w:r>
+          </w:p>
+        </w:tc>
+        <w:tc>
+          <w:tcPr>
+            <w:tcW w:w="1621" w:type="dxa"/>
+          </w:tcPr>
+          <w:p>
+            <w:pPr/>
+            <w:r>
+              <w:t xml:space="preserve">2, −15, −3</w:t>
+            </w:r>
+          </w:p>
+        </w:tc>
+        <w:tc>
+          <w:tcPr>
+            <w:tcW w:w="3700" w:type="dxa"/>
+          </w:tcPr>
+          <w:p>
+            <w:pPr/>
+            <w:r>
+              <w:t xml:space="preserve">How many mornings late a rival may be before the loan is lost, and what that costs your relationship and happiness.</w:t>
+            </w:r>
+          </w:p>
+        </w:tc>
+      </w:tr>
+      <w:tr>
+        <w:tc>
+          <w:tcPr>
+            <w:tcW w:w="2175" w:type="dxa"/>
+          </w:tcPr>
+          <w:p>
+            <w:pPr/>
+            <w:r>
+              <w:t xml:space="preserve">Change loans you take from rivals</w:t>
+            </w:r>
+          </w:p>
+        </w:tc>
+        <w:tc>
+          <w:tcPr>
+            <w:tcW w:w="1864" w:type="dxa"/>
+          </w:tcPr>
+          <w:p>
+            <w:pPr/>
+            <w:r>
+              <w:t xml:space="preserve">rivals: money, loan, step, maxBorrow, borrowFrom, willing, askedNoRel</w:t>
+            </w:r>
+          </w:p>
+        </w:tc>
+        <w:tc>
+          <w:tcPr>
+            <w:tcW w:w="1621" w:type="dxa"/>
+          </w:tcPr>
+          <w:p>
+            <w:pPr/>
+            <w:r>
+              <w:t xml:space="preserve">$50, $300, 15, 70% (medium), −3</w:t>
+            </w:r>
+          </w:p>
+        </w:tc>
+        <w:tc>
+          <w:tcPr>
+            <w:tcW w:w="3700" w:type="dxa"/>
+          </w:tcPr>
+          <w:p>
+            <w:pPr/>
+            <w:r>
+              <w:t xml:space="preserve">The amounts you can ask for, the relationship needed, each level’s willingness to lend, and the relationship lost when they say no.</w:t>
+            </w:r>
+          </w:p>
+        </w:tc>
+      </w:tr>
+      <w:tr>
+        <w:tc>
+          <w:tcPr>
+            <w:tcW w:w="2175" w:type="dxa"/>
+          </w:tcPr>
+          <w:p>
+            <w:pPr/>
+            <w:r>
+              <w:t xml:space="preserve">Change the penalty for not paying a rival back</w:t>
+            </w:r>
+          </w:p>
+        </w:tc>
+        <w:tc>
+          <w:tcPr>
+            <w:tcW w:w="1864" w:type="dxa"/>
+          </w:tcPr>
+          <w:p>
+            <w:pPr/>
+            <w:r>
+              <w:t xml:space="preserve">rivals: money, loan, defaultRel, defaultOthersRel, defaultHappiness</w:t>
+            </w:r>
+          </w:p>
+        </w:tc>
+        <w:tc>
+          <w:tcPr>
+            <w:tcW w:w="1621" w:type="dxa"/>
+          </w:tcPr>
+          <w:p>
+            <w:pPr/>
+            <w:r>
+              <w:t xml:space="preserve">−50, −25, −25</w:t>
+            </w:r>
+          </w:p>
+        </w:tc>
+        <w:tc>
+          <w:tcPr>
+            <w:tcW w:w="3700" w:type="dxa"/>
+          </w:tcPr>
+          <w:p>
+            <w:pPr/>
+            <w:r>
+              <w:t xml:space="preserve">Applied once if what you owe isn’t paid in full on the due morning: with the lender, with every other rival, and your happiness. The rest is collected later with no further penalty.</w:t>
+            </w:r>
+          </w:p>
+        </w:tc>
+      </w:tr>
+      <w:tr>
+        <w:tc>
+          <w:tcPr>
+            <w:tcW w:w="2175" w:type="dxa"/>
+          </w:tcPr>
+          <w:p>
+            <w:pPr/>
+            <w:r>
+              <w:t xml:space="preserve">Change friendly bets</w:t>
+            </w:r>
+          </w:p>
+        </w:tc>
+        <w:tc>
+          <w:tcPr>
+            <w:tcW w:w="1864" w:type="dxa"/>
+          </w:tcPr>
+          <w:p>
+            <w:pPr/>
+            <w:r>
+              <w:t xml:space="preserve">rivals: money, bet, stake, days, winHappiness, loseHappiness, rel, enemyLoseRel, accept</w:t>
+            </w:r>
+          </w:p>
+        </w:tc>
+        <w:tc>
+          <w:tcPr>
+            <w:tcW w:w="1621" w:type="dxa"/>
+          </w:tcPr>
+          <w:p>
+            <w:pPr/>
+            <w:r>
+              <w:t xml:space="preserve">$50, 3 days, +3, −2, +2, −4, 60% (medium)</w:t>
+            </w:r>
+          </w:p>
+        </w:tc>
+        <w:tc>
+          <w:tcPr>
+            <w:tcW w:w="3700" w:type="dxa"/>
+          </w:tcPr>
+          <w:p>
+            <w:pPr/>
+            <w:r>
+              <w:t xml:space="preserve">The stake each side puts up, how many days the bet runs, the happiness for winning or losing, the relationship change, and each level’s chance of taking your bet.</w:t>
+            </w:r>
+          </w:p>
+        </w:tc>
+      </w:tr>
+      <w:tr>
+        <w:tc>
+          <w:tcPr>
+            <w:tcW w:w="2175" w:type="dxa"/>
+          </w:tcPr>
+          <w:p>
+            <w:pPr/>
+            <w:r>
               <w:t xml:space="preserve">Change what friends and enemies do</w:t>
             </w:r>
           </w:p>
@@ -5194,7 +5470,7 @@
     <w:p>
       <w:pPr/>
       <w:r>
-        <w:t xml:space="preserve">As of 24 October 2026, MASTER CONFIG starts around line 764 and ends around line 1469 of DailyGrind\index.html. Use Ctrl+F to search for a part name, such as </w:t>
+        <w:t xml:space="preserve">As of 24 October 2026, MASTER CONFIG starts around line 764 and ends around line 1483 of DailyGrind\index.html. Use Ctrl+F to search for a part name, such as </w:t>
       </w:r>
       <w:r>
         <w:rPr>
@@ -5232,7 +5508,7 @@
     <w:p>
       <w:pPr/>
       <w:r>
-        <w:t>The three difficulty levels are set in a small table in the code, just below MASTER CONFIG (around line 1538 of index.html). They are not in MASTER CONFIG, so edit them there.</w:t>
+        <w:t>The three difficulty levels are set in a small table in the code, just below MASTER CONFIG (around line 1552 of index.html). They are not in MASTER CONFIG, so edit them there.</w:t>
       </w:r>
     </w:p>
     <w:tbl>

--- a/docs/Daily Grind Config Guide.docx
+++ b/docs/Daily Grind Config Guide.docx
@@ -4300,6 +4300,282 @@
           <w:p>
             <w:pPr/>
             <w:r>
+              <w:t xml:space="preserve">Change who will be your flatmate</w:t>
+            </w:r>
+          </w:p>
+        </w:tc>
+        <w:tc>
+          <w:tcPr>
+            <w:tcW w:w="1864" w:type="dxa"/>
+          </w:tcPr>
+          <w:p>
+            <w:pPr/>
+            <w:r>
+              <w:t xml:space="preserve">rivals: together, flat, inviteMinutes, flatFrom, willing, inviteNoRel</w:t>
+            </w:r>
+          </w:p>
+        </w:tc>
+        <w:tc>
+          <w:tcPr>
+            <w:tcW w:w="1621" w:type="dxa"/>
+          </w:tcPr>
+          <w:p>
+            <w:pPr/>
+            <w:r>
+              <w:t xml:space="preserve">30 min, 15, 70% (medium), −2</w:t>
+            </w:r>
+          </w:p>
+        </w:tc>
+        <w:tc>
+          <w:tcPr>
+            <w:tcW w:w="3700" w:type="dxa"/>
+          </w:tcPr>
+          <w:p>
+            <w:pPr/>
+            <w:r>
+              <w:t xml:space="preserve">The time to invite a rival, the relationship they need, each level’s willingness to move in, and the relationship lost when they say no.</w:t>
+            </w:r>
+          </w:p>
+        </w:tc>
+      </w:tr>
+      <w:tr>
+        <w:tc>
+          <w:tcPr>
+            <w:tcW w:w="2175" w:type="dxa"/>
+          </w:tcPr>
+          <w:p>
+            <w:pPr/>
+            <w:r>
+              <w:t xml:space="preserve">Change how flatmates pay rent</w:t>
+            </w:r>
+          </w:p>
+        </w:tc>
+        <w:tc>
+          <w:tcPr>
+            <w:tcW w:w="1864" w:type="dxa"/>
+          </w:tcPr>
+          <w:p>
+            <w:pPr/>
+            <w:r>
+              <w:t xml:space="preserve">rivals: together, flat, skip, skipEnemyMod, skipRel, skipHappiness</w:t>
+            </w:r>
+          </w:p>
+        </w:tc>
+        <w:tc>
+          <w:tcPr>
+            <w:tcW w:w="1621" w:type="dxa"/>
+          </w:tcPr>
+          <w:p>
+            <w:pPr/>
+            <w:r>
+              <w:t xml:space="preserve">3–25% by level, +0.1, −8, −3</w:t>
+            </w:r>
+          </w:p>
+        </w:tc>
+        <w:tc>
+          <w:tcPr>
+            <w:tcW w:w="3700" w:type="dxa"/>
+          </w:tcPr>
+          <w:p>
+            <w:pPr/>
+            <w:r>
+              <w:t xml:space="preserve">The chance a flatmate skips their half of the rent on rent day (higher below 0); you then pay it all and lose relationship and happiness.</w:t>
+            </w:r>
+          </w:p>
+        </w:tc>
+      </w:tr>
+      <w:tr>
+        <w:tc>
+          <w:tcPr>
+            <w:tcW w:w="2175" w:type="dxa"/>
+          </w:tcPr>
+          <w:p>
+            <w:pPr/>
+            <w:r>
+              <w:t xml:space="preserve">Change living together</w:t>
+            </w:r>
+          </w:p>
+        </w:tc>
+        <w:tc>
+          <w:tcPr>
+            <w:tcW w:w="1864" w:type="dxa"/>
+          </w:tcPr>
+          <w:p>
+            <w:pPr/>
+            <w:r>
+              <w:t xml:space="preserve">rivals: together, flat, nightHappiness, nightRel, leaveAt, kickMinutes, kickRel</w:t>
+            </w:r>
+          </w:p>
+        </w:tc>
+        <w:tc>
+          <w:tcPr>
+            <w:tcW w:w="1621" w:type="dxa"/>
+          </w:tcPr>
+          <w:p>
+            <w:pPr/>
+            <w:r>
+              <w:t xml:space="preserve">+2/+1/0/−3, +1, −15, 10 min, −10</w:t>
+            </w:r>
+          </w:p>
+        </w:tc>
+        <w:tc>
+          <w:tcPr>
+            <w:tcW w:w="3700" w:type="dxa"/>
+          </w:tcPr>
+          <w:p>
+            <w:pPr/>
+            <w:r>
+              <w:t xml:space="preserve">Happiness for both of you each night by how you get on, the nightly relationship drift, when they move out on their own, and asking them to leave.</w:t>
+            </w:r>
+          </w:p>
+        </w:tc>
+      </w:tr>
+      <w:tr>
+        <w:tc>
+          <w:tcPr>
+            <w:tcW w:w="2175" w:type="dxa"/>
+          </w:tcPr>
+          <w:p>
+            <w:pPr/>
+            <w:r>
+              <w:t xml:space="preserve">Change time with your flatmate</w:t>
+            </w:r>
+          </w:p>
+        </w:tc>
+        <w:tc>
+          <w:tcPr>
+            <w:tcW w:w="1864" w:type="dxa"/>
+          </w:tcPr>
+          <w:p>
+            <w:pPr/>
+            <w:r>
+              <w:t xml:space="preserve">rivals: together, flat, homeChance, cook, hangout, chores, clearAir</w:t>
+            </w:r>
+          </w:p>
+        </w:tc>
+        <w:tc>
+          <w:tcPr>
+            <w:tcW w:w="1621" w:type="dxa"/>
+          </w:tcPr>
+          <w:p>
+            <w:pPr/>
+            <w:r>
+              <w:t xml:space="preserve">60%; 45 min +2 +4; 1h +4 +3; 30 min +1 health +2; 30 min +6 (below 15)</w:t>
+            </w:r>
+          </w:p>
+        </w:tc>
+        <w:tc>
+          <w:tcPr>
+            <w:tcW w:w="3700" w:type="dxa"/>
+          </w:tcPr>
+          <w:p>
+            <w:pPr/>
+            <w:r>
+              <w:t xml:space="preserve">How often they are home, and the time, happiness or health and relationship of cooking dinner (also a meal, you pay half), hanging out, chores and clearing the air.</w:t>
+            </w:r>
+          </w:p>
+        </w:tc>
+      </w:tr>
+      <w:tr>
+        <w:tc>
+          <w:tcPr>
+            <w:tcW w:w="2175" w:type="dxa"/>
+          </w:tcPr>
+          <w:p>
+            <w:pPr/>
+            <w:r>
+              <w:t xml:space="preserve">Change study groups</w:t>
+            </w:r>
+          </w:p>
+        </w:tc>
+        <w:tc>
+          <w:tcPr>
+            <w:tcW w:w="1864" w:type="dxa"/>
+          </w:tcPr>
+          <w:p>
+            <w:pPr/>
+            <w:r>
+              <w:t xml:space="preserve">rivals: together, study, groupKnowledge, groupHappiness, groupRel, partnerKnowledge</w:t>
+            </w:r>
+          </w:p>
+        </w:tc>
+        <w:tc>
+          <w:tcPr>
+            <w:tcW w:w="1621" w:type="dxa"/>
+          </w:tcPr>
+          <w:p>
+            <w:pPr/>
+            <w:r>
+              <w:t xml:space="preserve">+1, +1, +2, +1</w:t>
+            </w:r>
+          </w:p>
+        </w:tc>
+        <w:tc>
+          <w:tcPr>
+            <w:tcW w:w="3700" w:type="dxa"/>
+          </w:tcPr>
+          <w:p>
+            <w:pPr/>
+            <w:r>
+              <w:t xml:space="preserve">What a lesson adds when a friendly rival studies the same pathway: your knowledge and happiness, the relationship, and the partner’s knowledge.</w:t>
+            </w:r>
+          </w:p>
+        </w:tc>
+      </w:tr>
+      <w:tr>
+        <w:tc>
+          <w:tcPr>
+            <w:tcW w:w="2175" w:type="dxa"/>
+          </w:tcPr>
+          <w:p>
+            <w:pPr/>
+            <w:r>
+              <w:t xml:space="preserve">Change how often rival cards come up</w:t>
+            </w:r>
+          </w:p>
+        </w:tc>
+        <w:tc>
+          <w:tcPr>
+            <w:tcW w:w="1864" w:type="dxa"/>
+          </w:tcPr>
+          <w:p>
+            <w:pPr/>
+            <w:r>
+              <w:t xml:space="preserve">rivals: together, cards, chance, gap</w:t>
+            </w:r>
+          </w:p>
+        </w:tc>
+        <w:tc>
+          <w:tcPr>
+            <w:tcW w:w="1621" w:type="dxa"/>
+          </w:tcPr>
+          <w:p>
+            <w:pPr/>
+            <w:r>
+              <w:t xml:space="preserve">0.3, 2</w:t>
+            </w:r>
+          </w:p>
+        </w:tc>
+        <w:tc>
+          <w:tcPr>
+            <w:tcW w:w="3700" w:type="dxa"/>
+          </w:tcPr>
+          <w:p>
+            <w:pPr/>
+            <w:r>
+              <w:t xml:space="preserve">The chance of a decision card involving a rival each night, and the nights between them. The cards are in RIVAL_CARDS.</w:t>
+            </w:r>
+          </w:p>
+        </w:tc>
+      </w:tr>
+      <w:tr>
+        <w:tc>
+          <w:tcPr>
+            <w:tcW w:w="2175" w:type="dxa"/>
+          </w:tcPr>
+          <w:p>
+            <w:pPr/>
+            <w:r>
               <w:t xml:space="preserve">Change what friends and enemies do</w:t>
             </w:r>
           </w:p>
@@ -5470,7 +5746,7 @@
     <w:p>
       <w:pPr/>
       <w:r>
-        <w:t xml:space="preserve">As of 24 October 2026, MASTER CONFIG starts around line 764 and ends around line 1483 of DailyGrind\index.html. Use Ctrl+F to search for a part name, such as </w:t>
+        <w:t xml:space="preserve">As of 24 October 2026, MASTER CONFIG starts around line 764 and ends around line 1497 of DailyGrind\index.html. Use Ctrl+F to search for a part name, such as </w:t>
       </w:r>
       <w:r>
         <w:rPr>
@@ -5508,7 +5784,7 @@
     <w:p>
       <w:pPr/>
       <w:r>
-        <w:t>The three difficulty levels are set in a small table in the code, just below MASTER CONFIG (around line 1552 of index.html). They are not in MASTER CONFIG, so edit them there.</w:t>
+        <w:t>The three difficulty levels are set in a small table in the code, just below MASTER CONFIG (around line 1566 of index.html). They are not in MASTER CONFIG, so edit them there.</w:t>
       </w:r>
     </w:p>
     <w:tbl>

--- a/docs/Daily Grind Config Guide.docx
+++ b/docs/Daily Grind Config Guide.docx
@@ -4289,6 +4289,9 @@
             <w:r>
               <w:t xml:space="preserve">The stake each side puts up, how many days the bet runs, the happiness for winning or losing, the relationship change, and each level’s chance of taking your bet.</w:t>
             </w:r>
+            <w:r>
+              <w:t xml:space="preserve"> When several bets settle on the same morning, all growth figures are calculated before any bet winnings or refunds are paid.</w:t>
+            </w:r>
           </w:p>
         </w:tc>
       </w:tr>
@@ -4381,6 +4384,9 @@
             <w:r>
               <w:t xml:space="preserve">The chance a flatmate skips their half of the rent on rent day (higher below 0); you then pay it all and lose relationship and happiness.</w:t>
             </w:r>
+            <w:r>
+              <w:t xml:space="preserve"> A skipped share applies only to that rent bill. Paying the next bill early still charges your normal half; any early payment already made is deducted when its bill is collected.</w:t>
+            </w:r>
           </w:p>
         </w:tc>
       </w:tr>
@@ -4794,6 +4800,9 @@
             <w:pPr/>
             <w:r>
               <w:t xml:space="preserve">Points for 1st, 2nd, 3rd and 4th place in each Life Score category, before the category weight.</w:t>
+            </w:r>
+            <w:r>
+              <w:t xml:space="preserve"> Nightly records use completed overnight results for you and the rivals, including health, mood, money transfers and rent processed that night. A game-ending night is recorded once before the final table; an early ending includes only effects processed before it. Past saved records are not recalculated.</w:t>
             </w:r>
           </w:p>
         </w:tc>

--- a/docs/Daily Grind Config Guide.docx
+++ b/docs/Daily Grind Config Guide.docx
@@ -5355,6 +5355,98 @@
             <w:pPr/>
             <w:r>
               <w:t xml:space="preserve">false turns every trait off.</w:t>
+            </w:r>
+          </w:p>
+        </w:tc>
+      </w:tr>
+      <w:tr>
+        <w:tc>
+          <w:tcPr>
+            <w:tcW w:type="dxa" w:w="2175"/>
+          </w:tcPr>
+          <w:p>
+            <w:pPr/>
+            <w:r>
+              <w:t>Change rival personalities</w:t>
+            </w:r>
+          </w:p>
+        </w:tc>
+        <w:tc>
+          <w:tcPr>
+            <w:tcW w:type="dxa" w:w="1864"/>
+          </w:tcPr>
+          <w:p>
+            <w:pPr/>
+            <w:r>
+              <w:t>rivals: personalities</w:t>
+            </w:r>
+          </w:p>
+        </w:tc>
+        <w:tc>
+          <w:tcPr>
+            <w:tcW w:type="dxa" w:w="1621"/>
+          </w:tcPr>
+          <w:p>
+            <w:pPr/>
+            <w:r>
+              <w:t>Generous, Ambitious, Reckless, Vindictive</w:t>
+            </w:r>
+          </w:p>
+        </w:tc>
+        <w:tc>
+          <w:tcPr>
+            <w:tcW w:type="dxa" w:w="3700"/>
+          </w:tcPr>
+          <w:p>
+            <w:pPr/>
+            <w:r>
+              <w:t>Each rival receives a distinct personality, separately from difficulty. name, icon, about and ask control labels and dialogue. lend, repay, bet and race add probability points; tipMult and tensionMult multiply chances. grudge multiplies negative remembered trust; returnChance is the nightly chance of returning an owed favour when eligible. All final lending and betting chances stay between 0 and 100%.</w:t>
+            </w:r>
+          </w:p>
+        </w:tc>
+      </w:tr>
+      <w:tr>
+        <w:tc>
+          <w:tcPr>
+            <w:tcW w:type="dxa" w:w="2175"/>
+          </w:tcPr>
+          <w:p>
+            <w:pPr/>
+            <w:r>
+              <w:t>Change remembered favours</w:t>
+            </w:r>
+          </w:p>
+        </w:tc>
+        <w:tc>
+          <w:tcPr>
+            <w:tcW w:type="dxa" w:w="1864"/>
+          </w:tcPr>
+          <w:p>
+            <w:pPr/>
+            <w:r>
+              <w:t>rivals: memory</w:t>
+            </w:r>
+          </w:p>
+        </w:tc>
+        <w:tc>
+          <w:tcPr>
+            <w:tcW w:type="dxa" w:w="1621"/>
+          </w:tcPr>
+          <w:p>
+            <w:pPr/>
+            <w:r>
+              <w:t>maxEntries 5, maxTrust 3, maxOwed 3, lendPerTrust 0.04</w:t>
+            </w:r>
+          </w:p>
+        </w:tc>
+        <w:tc>
+          <w:tcPr>
+            <w:tcW w:type="dxa" w:w="3700"/>
+          </w:tcPr>
+          <w:p>
+            <w:pPr/>
+            <w:r>
+              <w:t>Lending or helping on an interview-lift, birthday, shift-cover, soup or moving card earns a remembered favour. A later job introduction can return one credit while on speaking terms and without an active tip. Recent memories and trust are bounded; trust changes lending by 4 percentage points per point. lendTrust, repayTrust and helpTrust are +1; refuseTrust is -1, defaultTrust -2. Vindictive rivals double negative trust. Chats and calls earn no credits. Memories and personalities survive save/reload; existing saves gain stable personalities.</w:t>
             </w:r>
           </w:p>
         </w:tc>
